--- a/ecoservizi/Supporto Presidia/02_Supporto/02_Template/14_ Schede prodotti chimici /soda caustica (NaOH) .docx
+++ b/ecoservizi/Supporto Presidia/02_Supporto/02_Template/14_ Schede prodotti chimici /soda caustica (NaOH) .docx
@@ -1,6 +1,6 @@
 
 <file path=word/document.xml><?xml version="1.0" encoding="utf-8"?>
-<w:document xmlns:wpc="http://schemas.microsoft.com/office/word/2010/wordprocessingCanvas" xmlns:cx="http://schemas.microsoft.com/office/drawing/2014/chartex" xmlns:cx1="http://schemas.microsoft.com/office/drawing/2015/9/8/chartex" xmlns:cx2="http://schemas.microsoft.com/office/drawing/2015/10/21/chartex" xmlns:cx3="http://schemas.microsoft.com/office/drawing/2016/5/9/chartex" xmlns:cx4="http://schemas.microsoft.com/office/drawing/2016/5/10/chartex" xmlns:cx5="http://schemas.microsoft.com/office/drawing/2016/5/11/chartex" xmlns:cx6="http://schemas.microsoft.com/office/drawing/2016/5/12/chartex" xmlns:cx7="http://schemas.microsoft.com/office/drawing/2016/5/13/chartex" xmlns:cx8="http://schemas.microsoft.com/office/drawing/2016/5/14/chartex" xmlns:mc="http://schemas.openxmlformats.org/markup-compatibility/2006" xmlns:aink="http://schemas.microsoft.com/office/drawing/2016/ink" xmlns:am3d="http://schemas.microsoft.com/office/drawing/2017/model3d" xmlns:o="urn:schemas-microsoft-com:office:office" xmlns:oel="http://schemas.microsoft.com/office/2019/extlst" xmlns:r="http://schemas.openxmlformats.org/officeDocument/2006/relationships" xmlns:m="http://schemas.openxmlformats.org/officeDocument/2006/math" xmlns:v="urn:schemas-microsoft-com:vml" xmlns:wp14="http://schemas.microsoft.com/office/word/2010/wordprocessingDrawing" xmlns:wp="http://schemas.openxmlformats.org/drawingml/2006/wordprocessingDrawing" xmlns:w10="urn:schemas-microsoft-com:office:word" xmlns:w="http://schemas.openxmlformats.org/wordprocessingml/2006/main" xmlns:w14="http://schemas.microsoft.com/office/word/2010/wordml" xmlns:w15="http://schemas.microsoft.com/office/word/2012/wordml" xmlns:w16cex="http://schemas.microsoft.com/office/word/2018/wordml/cex" xmlns:w16cid="http://schemas.microsoft.com/office/word/2016/wordml/cid" xmlns:w16="http://schemas.microsoft.com/office/word/2018/wordml" xmlns:w16sdtdh="http://schemas.microsoft.com/office/word/2020/wordml/sdtdatahash" xmlns:w16se="http://schemas.microsoft.com/office/word/2015/wordml/symex" xmlns:wpg="http://schemas.microsoft.com/office/word/2010/wordprocessingGroup" xmlns:wpi="http://schemas.microsoft.com/office/word/2010/wordprocessingInk" xmlns:wne="http://schemas.microsoft.com/office/word/2006/wordml" xmlns:wps="http://schemas.microsoft.com/office/word/2010/wordprocessingShape" mc:Ignorable="w14 w15 w16se w16cid w16 w16cex w16sdtdh wp14">
+<w:document xmlns:wpc="http://schemas.microsoft.com/office/word/2010/wordprocessingCanvas" xmlns:cx="http://schemas.microsoft.com/office/drawing/2014/chartex" xmlns:cx1="http://schemas.microsoft.com/office/drawing/2015/9/8/chartex" xmlns:cx2="http://schemas.microsoft.com/office/drawing/2015/10/21/chartex" xmlns:cx3="http://schemas.microsoft.com/office/drawing/2016/5/9/chartex" xmlns:cx4="http://schemas.microsoft.com/office/drawing/2016/5/10/chartex" xmlns:cx5="http://schemas.microsoft.com/office/drawing/2016/5/11/chartex" xmlns:cx6="http://schemas.microsoft.com/office/drawing/2016/5/12/chartex" xmlns:cx7="http://schemas.microsoft.com/office/drawing/2016/5/13/chartex" xmlns:cx8="http://schemas.microsoft.com/office/drawing/2016/5/14/chartex" xmlns:mc="http://schemas.openxmlformats.org/markup-compatibility/2006" xmlns:aink="http://schemas.microsoft.com/office/drawing/2016/ink" xmlns:am3d="http://schemas.microsoft.com/office/drawing/2017/model3d" xmlns:o="urn:schemas-microsoft-com:office:office" xmlns:oel="http://schemas.microsoft.com/office/2019/extlst" xmlns:r="http://schemas.openxmlformats.org/officeDocument/2006/relationships" xmlns:m="http://schemas.openxmlformats.org/officeDocument/2006/math" xmlns:v="urn:schemas-microsoft-com:vml" xmlns:wp14="http://schemas.microsoft.com/office/word/2010/wordprocessingDrawing" xmlns:wp="http://schemas.openxmlformats.org/drawingml/2006/wordprocessingDrawing" xmlns:w10="urn:schemas-microsoft-com:office:word" xmlns:w="http://schemas.openxmlformats.org/wordprocessingml/2006/main" xmlns:w14="http://schemas.microsoft.com/office/word/2010/wordml" xmlns:w15="http://schemas.microsoft.com/office/word/2012/wordml" xmlns:w16cex="http://schemas.microsoft.com/office/word/2018/wordml/cex" xmlns:w16cid="http://schemas.microsoft.com/office/word/2016/wordml/cid" xmlns:w16="http://schemas.microsoft.com/office/word/2018/wordml" xmlns:w16du="http://schemas.microsoft.com/office/word/2023/wordml/word16du" xmlns:w16sdtdh="http://schemas.microsoft.com/office/word/2020/wordml/sdtdatahash" xmlns:w16sdtfl="http://schemas.microsoft.com/office/word/2024/wordml/sdtformatlock" xmlns:w16se="http://schemas.microsoft.com/office/word/2015/wordml/symex" xmlns:wpg="http://schemas.microsoft.com/office/word/2010/wordprocessingGroup" xmlns:wpi="http://schemas.microsoft.com/office/word/2010/wordprocessingInk" xmlns:wne="http://schemas.microsoft.com/office/word/2006/wordml" xmlns:wps="http://schemas.microsoft.com/office/word/2010/wordprocessingShape" mc:Ignorable="w14 w15 w16se w16cid w16 w16cex w16sdtdh w16sdtfl w16du wp14">
   <w:body>
     <w:tbl>
       <w:tblPr>
@@ -17,28 +17,28 @@
         <w:tblLook w:val="01E0" w:firstRow="1" w:lastRow="1" w:firstColumn="1" w:lastColumn="1" w:noHBand="0" w:noVBand="0"/>
       </w:tblPr>
       <w:tblGrid>
-        <w:gridCol w:w="391"/>
+        <w:gridCol w:w="390"/>
         <w:gridCol w:w="274"/>
-        <w:gridCol w:w="712"/>
+        <w:gridCol w:w="713"/>
         <w:gridCol w:w="242"/>
-        <w:gridCol w:w="717"/>
+        <w:gridCol w:w="715"/>
         <w:gridCol w:w="66"/>
         <w:gridCol w:w="541"/>
         <w:gridCol w:w="264"/>
-        <w:gridCol w:w="375"/>
+        <w:gridCol w:w="377"/>
         <w:gridCol w:w="266"/>
-        <w:gridCol w:w="847"/>
+        <w:gridCol w:w="848"/>
         <w:gridCol w:w="80"/>
         <w:gridCol w:w="47"/>
         <w:gridCol w:w="71"/>
-        <w:gridCol w:w="1273"/>
+        <w:gridCol w:w="1272"/>
         <w:gridCol w:w="248"/>
         <w:gridCol w:w="648"/>
         <w:gridCol w:w="123"/>
-        <w:gridCol w:w="57"/>
+        <w:gridCol w:w="56"/>
         <w:gridCol w:w="270"/>
-        <w:gridCol w:w="342"/>
-        <w:gridCol w:w="1774"/>
+        <w:gridCol w:w="341"/>
+        <w:gridCol w:w="1776"/>
       </w:tblGrid>
       <w:tr>
         <w:trPr>
@@ -58,11 +58,13 @@
             <w:pPr>
               <w:jc w:val="center"/>
               <w:rPr>
-                <w:b/>
-              </w:rPr>
-            </w:pPr>
-            <w:r>
-              <w:rPr>
+                <w:rFonts w:ascii="Aptos" w:hAnsi="Aptos"/>
+                <w:b/>
+              </w:rPr>
+            </w:pPr>
+            <w:r>
+              <w:rPr>
+                <w:rFonts w:ascii="Aptos" w:hAnsi="Aptos"/>
                 <w:b/>
               </w:rPr>
               <w:t>SCHEDA</w:t>
@@ -83,6 +85,7 @@
             <w:pPr>
               <w:jc w:val="center"/>
               <w:rPr>
+                <w:rFonts w:ascii="Aptos" w:hAnsi="Aptos"/>
                 <w:b/>
                 <w:sz w:val="28"/>
                 <w:szCs w:val="28"/>
@@ -104,12 +107,14 @@
             <w:pPr>
               <w:jc w:val="center"/>
               <w:rPr>
-                <w:sz w:val="20"/>
-                <w:szCs w:val="20"/>
-              </w:rPr>
-            </w:pPr>
-            <w:r>
-              <w:rPr>
+                <w:rFonts w:ascii="Aptos" w:hAnsi="Aptos"/>
+                <w:sz w:val="20"/>
+                <w:szCs w:val="20"/>
+              </w:rPr>
+            </w:pPr>
+            <w:r>
+              <w:rPr>
+                <w:rFonts w:ascii="Aptos" w:hAnsi="Aptos"/>
                 <w:sz w:val="20"/>
                 <w:szCs w:val="20"/>
               </w:rPr>
@@ -130,28 +135,16 @@
           <w:p>
             <w:pPr>
               <w:rPr>
-                <w:b/>
-              </w:rPr>
-            </w:pPr>
-            <w:r>
-              <w:rPr>
-                <w:b/>
-              </w:rPr>
-              <w:t>Soda caustica (</w:t>
-            </w:r>
-            <w:proofErr w:type="spellStart"/>
-            <w:r>
-              <w:rPr>
-                <w:b/>
-              </w:rPr>
-              <w:t>NaOH</w:t>
-            </w:r>
-            <w:proofErr w:type="spellEnd"/>
-            <w:r>
-              <w:rPr>
-                <w:b/>
-              </w:rPr>
-              <w:t xml:space="preserve">) </w:t>
+                <w:rFonts w:ascii="Aptos" w:hAnsi="Aptos"/>
+                <w:b/>
+              </w:rPr>
+            </w:pPr>
+            <w:r>
+              <w:rPr>
+                <w:rFonts w:ascii="Aptos" w:hAnsi="Aptos"/>
+                <w:b/>
+              </w:rPr>
+              <w:t xml:space="preserve">Soda caustica (NaOH) </w:t>
             </w:r>
           </w:p>
         </w:tc>
@@ -174,6 +167,7 @@
           <w:p>
             <w:pPr>
               <w:rPr>
+                <w:rFonts w:ascii="Aptos" w:hAnsi="Aptos"/>
                 <w:b/>
                 <w:sz w:val="10"/>
                 <w:szCs w:val="10"/>
@@ -200,11 +194,13 @@
           <w:p>
             <w:pPr>
               <w:rPr>
-                <w:b/>
-              </w:rPr>
-            </w:pPr>
-            <w:r>
-              <w:rPr>
+                <w:rFonts w:ascii="Aptos" w:hAnsi="Aptos"/>
+                <w:b/>
+              </w:rPr>
+            </w:pPr>
+            <w:r>
+              <w:rPr>
+                <w:rFonts w:ascii="Aptos" w:hAnsi="Aptos"/>
                 <w:b/>
               </w:rPr>
               <w:t>A</w:t>
@@ -225,11 +221,13 @@
           <w:p>
             <w:pPr>
               <w:rPr>
-                <w:b/>
-              </w:rPr>
-            </w:pPr>
-            <w:r>
-              <w:rPr>
+                <w:rFonts w:ascii="Aptos" w:hAnsi="Aptos"/>
+                <w:b/>
+              </w:rPr>
+            </w:pPr>
+            <w:r>
+              <w:rPr>
+                <w:rFonts w:ascii="Aptos" w:hAnsi="Aptos"/>
                 <w:b/>
               </w:rPr>
               <w:t>IDENTIFICAZIONE AGENTE</w:t>
@@ -255,6 +253,7 @@
           <w:p>
             <w:pPr>
               <w:rPr>
+                <w:rFonts w:ascii="Aptos" w:hAnsi="Aptos"/>
                 <w:b/>
                 <w:sz w:val="10"/>
                 <w:szCs w:val="10"/>
@@ -278,13 +277,15 @@
           <w:p>
             <w:pPr>
               <w:rPr>
-                <w:b/>
-                <w:sz w:val="20"/>
-                <w:szCs w:val="20"/>
-              </w:rPr>
-            </w:pPr>
-            <w:r>
-              <w:rPr>
+                <w:rFonts w:ascii="Aptos" w:hAnsi="Aptos"/>
+                <w:b/>
+                <w:sz w:val="20"/>
+                <w:szCs w:val="20"/>
+              </w:rPr>
+            </w:pPr>
+            <w:r>
+              <w:rPr>
+                <w:rFonts w:ascii="Aptos" w:hAnsi="Aptos"/>
                 <w:b/>
                 <w:sz w:val="20"/>
                 <w:szCs w:val="20"/>
@@ -304,13 +305,15 @@
           <w:p>
             <w:pPr>
               <w:rPr>
-                <w:b/>
-                <w:sz w:val="20"/>
-                <w:szCs w:val="20"/>
-              </w:rPr>
-            </w:pPr>
-            <w:r>
-              <w:rPr>
+                <w:rFonts w:ascii="Aptos" w:hAnsi="Aptos"/>
+                <w:b/>
+                <w:sz w:val="20"/>
+                <w:szCs w:val="20"/>
+              </w:rPr>
+            </w:pPr>
+            <w:r>
+              <w:rPr>
+                <w:rFonts w:ascii="Aptos" w:hAnsi="Aptos"/>
                 <w:b/>
                 <w:sz w:val="20"/>
                 <w:szCs w:val="20"/>
@@ -330,13 +333,15 @@
           <w:p>
             <w:pPr>
               <w:rPr>
-                <w:b/>
-                <w:sz w:val="20"/>
-                <w:szCs w:val="20"/>
-              </w:rPr>
-            </w:pPr>
-            <w:r>
-              <w:rPr>
+                <w:rFonts w:ascii="Aptos" w:hAnsi="Aptos"/>
+                <w:b/>
+                <w:sz w:val="20"/>
+                <w:szCs w:val="20"/>
+              </w:rPr>
+            </w:pPr>
+            <w:r>
+              <w:rPr>
+                <w:rFonts w:ascii="Aptos" w:hAnsi="Aptos"/>
                 <w:b/>
                 <w:sz w:val="20"/>
                 <w:szCs w:val="20"/>
@@ -358,17 +363,18 @@
               <w:bottom w:val="nil"/>
               <w:right w:val="nil"/>
             </w:tcBorders>
-            <w:shd w:val="clear" w:color="auto" w:fill="auto"/>
-          </w:tcPr>
-          <w:p>
-            <w:pPr>
-              <w:rPr>
+          </w:tcPr>
+          <w:p>
+            <w:pPr>
+              <w:rPr>
+                <w:rFonts w:ascii="Aptos" w:hAnsi="Aptos"/>
                 <w:sz w:val="18"/>
                 <w:szCs w:val="18"/>
               </w:rPr>
             </w:pPr>
             <w:r>
               <w:rPr>
+                <w:rFonts w:ascii="Aptos" w:hAnsi="Aptos"/>
                 <w:sz w:val="18"/>
                 <w:szCs w:val="18"/>
               </w:rPr>
@@ -387,6 +393,7 @@
             </w:r>
             <w:r>
               <w:rPr>
+                <w:rFonts w:ascii="Aptos" w:hAnsi="Aptos"/>
                 <w:sz w:val="18"/>
                 <w:szCs w:val="18"/>
               </w:rPr>
@@ -394,12 +401,14 @@
             </w:r>
             <w:r>
               <w:rPr>
+                <w:rFonts w:ascii="Aptos" w:hAnsi="Aptos"/>
                 <w:sz w:val="18"/>
                 <w:szCs w:val="18"/>
               </w:rPr>
             </w:r>
             <w:r>
               <w:rPr>
+                <w:rFonts w:ascii="Aptos" w:hAnsi="Aptos"/>
                 <w:sz w:val="18"/>
                 <w:szCs w:val="18"/>
               </w:rPr>
@@ -407,6 +416,7 @@
             </w:r>
             <w:r>
               <w:rPr>
+                <w:rFonts w:ascii="Aptos" w:hAnsi="Aptos"/>
                 <w:sz w:val="18"/>
                 <w:szCs w:val="18"/>
               </w:rPr>
@@ -422,17 +432,18 @@
               <w:left w:val="nil"/>
               <w:bottom w:val="nil"/>
             </w:tcBorders>
-            <w:shd w:val="clear" w:color="auto" w:fill="auto"/>
-          </w:tcPr>
-          <w:p>
-            <w:pPr>
-              <w:rPr>
-                <w:sz w:val="20"/>
-                <w:szCs w:val="20"/>
-              </w:rPr>
-            </w:pPr>
-            <w:r>
-              <w:rPr>
+          </w:tcPr>
+          <w:p>
+            <w:pPr>
+              <w:rPr>
+                <w:rFonts w:ascii="Aptos" w:hAnsi="Aptos"/>
+                <w:sz w:val="20"/>
+                <w:szCs w:val="20"/>
+              </w:rPr>
+            </w:pPr>
+            <w:r>
+              <w:rPr>
+                <w:rFonts w:ascii="Aptos" w:hAnsi="Aptos"/>
                 <w:sz w:val="20"/>
                 <w:szCs w:val="20"/>
               </w:rPr>
@@ -448,17 +459,18 @@
               <w:bottom w:val="nil"/>
               <w:right w:val="nil"/>
             </w:tcBorders>
-            <w:shd w:val="clear" w:color="auto" w:fill="auto"/>
-          </w:tcPr>
-          <w:p>
-            <w:pPr>
-              <w:rPr>
+          </w:tcPr>
+          <w:p>
+            <w:pPr>
+              <w:rPr>
+                <w:rFonts w:ascii="Aptos" w:hAnsi="Aptos"/>
                 <w:sz w:val="18"/>
                 <w:szCs w:val="18"/>
               </w:rPr>
             </w:pPr>
             <w:r>
               <w:rPr>
+                <w:rFonts w:ascii="Aptos" w:hAnsi="Aptos"/>
                 <w:sz w:val="18"/>
                 <w:szCs w:val="18"/>
               </w:rPr>
@@ -477,6 +489,7 @@
             <w:bookmarkStart w:id="0" w:name="Controllo3"/>
             <w:r>
               <w:rPr>
+                <w:rFonts w:ascii="Aptos" w:hAnsi="Aptos"/>
                 <w:sz w:val="18"/>
                 <w:szCs w:val="18"/>
               </w:rPr>
@@ -484,12 +497,22 @@
             </w:r>
             <w:r>
               <w:rPr>
+                <w:rFonts w:ascii="Aptos" w:hAnsi="Aptos"/>
                 <w:sz w:val="18"/>
                 <w:szCs w:val="18"/>
               </w:rPr>
             </w:r>
             <w:r>
               <w:rPr>
+                <w:rFonts w:ascii="Aptos" w:hAnsi="Aptos"/>
+                <w:sz w:val="18"/>
+                <w:szCs w:val="18"/>
+              </w:rPr>
+              <w:fldChar w:fldCharType="separate"/>
+            </w:r>
+            <w:r>
+              <w:rPr>
+                <w:rFonts w:ascii="Aptos" w:hAnsi="Aptos"/>
                 <w:sz w:val="18"/>
                 <w:szCs w:val="18"/>
               </w:rPr>
@@ -506,17 +529,18 @@
               <w:left w:val="nil"/>
               <w:bottom w:val="nil"/>
             </w:tcBorders>
-            <w:shd w:val="clear" w:color="auto" w:fill="auto"/>
-          </w:tcPr>
-          <w:p>
-            <w:pPr>
-              <w:rPr>
-                <w:sz w:val="20"/>
-                <w:szCs w:val="20"/>
-              </w:rPr>
-            </w:pPr>
-            <w:r>
-              <w:rPr>
+          </w:tcPr>
+          <w:p>
+            <w:pPr>
+              <w:rPr>
+                <w:rFonts w:ascii="Aptos" w:hAnsi="Aptos"/>
+                <w:sz w:val="20"/>
+                <w:szCs w:val="20"/>
+              </w:rPr>
+            </w:pPr>
+            <w:r>
+              <w:rPr>
+                <w:rFonts w:ascii="Aptos" w:hAnsi="Aptos"/>
                 <w:sz w:val="20"/>
                 <w:szCs w:val="20"/>
               </w:rPr>
@@ -531,17 +555,18 @@
               <w:bottom w:val="nil"/>
               <w:right w:val="nil"/>
             </w:tcBorders>
-            <w:shd w:val="clear" w:color="auto" w:fill="auto"/>
-          </w:tcPr>
-          <w:p>
-            <w:pPr>
-              <w:rPr>
+          </w:tcPr>
+          <w:p>
+            <w:pPr>
+              <w:rPr>
+                <w:rFonts w:ascii="Aptos" w:hAnsi="Aptos"/>
                 <w:sz w:val="18"/>
                 <w:szCs w:val="18"/>
               </w:rPr>
             </w:pPr>
             <w:r>
               <w:rPr>
+                <w:rFonts w:ascii="Aptos" w:hAnsi="Aptos"/>
                 <w:sz w:val="18"/>
                 <w:szCs w:val="18"/>
               </w:rPr>
@@ -559,6 +584,7 @@
             </w:r>
             <w:r>
               <w:rPr>
+                <w:rFonts w:ascii="Aptos" w:hAnsi="Aptos"/>
                 <w:sz w:val="18"/>
                 <w:szCs w:val="18"/>
               </w:rPr>
@@ -566,12 +592,14 @@
             </w:r>
             <w:r>
               <w:rPr>
+                <w:rFonts w:ascii="Aptos" w:hAnsi="Aptos"/>
                 <w:sz w:val="18"/>
                 <w:szCs w:val="18"/>
               </w:rPr>
             </w:r>
             <w:r>
               <w:rPr>
+                <w:rFonts w:ascii="Aptos" w:hAnsi="Aptos"/>
                 <w:sz w:val="18"/>
                 <w:szCs w:val="18"/>
               </w:rPr>
@@ -579,6 +607,7 @@
             </w:r>
             <w:r>
               <w:rPr>
+                <w:rFonts w:ascii="Aptos" w:hAnsi="Aptos"/>
                 <w:sz w:val="18"/>
                 <w:szCs w:val="18"/>
               </w:rPr>
@@ -594,17 +623,18 @@
               <w:left w:val="nil"/>
               <w:bottom w:val="nil"/>
             </w:tcBorders>
-            <w:shd w:val="clear" w:color="auto" w:fill="auto"/>
-          </w:tcPr>
-          <w:p>
-            <w:pPr>
-              <w:rPr>
-                <w:sz w:val="20"/>
-                <w:szCs w:val="20"/>
-              </w:rPr>
-            </w:pPr>
-            <w:r>
-              <w:rPr>
+          </w:tcPr>
+          <w:p>
+            <w:pPr>
+              <w:rPr>
+                <w:rFonts w:ascii="Aptos" w:hAnsi="Aptos"/>
+                <w:sz w:val="20"/>
+                <w:szCs w:val="20"/>
+              </w:rPr>
+            </w:pPr>
+            <w:r>
+              <w:rPr>
+                <w:rFonts w:ascii="Aptos" w:hAnsi="Aptos"/>
                 <w:sz w:val="20"/>
                 <w:szCs w:val="20"/>
               </w:rPr>
@@ -629,17 +659,18 @@
               <w:bottom w:val="nil"/>
               <w:right w:val="nil"/>
             </w:tcBorders>
-            <w:shd w:val="clear" w:color="auto" w:fill="auto"/>
-          </w:tcPr>
-          <w:p>
-            <w:pPr>
-              <w:rPr>
-                <w:sz w:val="20"/>
-                <w:szCs w:val="20"/>
-              </w:rPr>
-            </w:pPr>
-            <w:r>
-              <w:rPr>
+          </w:tcPr>
+          <w:p>
+            <w:pPr>
+              <w:rPr>
+                <w:rFonts w:ascii="Aptos" w:hAnsi="Aptos"/>
+                <w:sz w:val="20"/>
+                <w:szCs w:val="20"/>
+              </w:rPr>
+            </w:pPr>
+            <w:r>
+              <w:rPr>
+                <w:rFonts w:ascii="Aptos" w:hAnsi="Aptos"/>
                 <w:sz w:val="18"/>
                 <w:szCs w:val="18"/>
               </w:rPr>
@@ -658,6 +689,7 @@
             </w:r>
             <w:r>
               <w:rPr>
+                <w:rFonts w:ascii="Aptos" w:hAnsi="Aptos"/>
                 <w:sz w:val="18"/>
                 <w:szCs w:val="18"/>
               </w:rPr>
@@ -665,12 +697,14 @@
             </w:r>
             <w:r>
               <w:rPr>
+                <w:rFonts w:ascii="Aptos" w:hAnsi="Aptos"/>
                 <w:sz w:val="18"/>
                 <w:szCs w:val="18"/>
               </w:rPr>
             </w:r>
             <w:r>
               <w:rPr>
+                <w:rFonts w:ascii="Aptos" w:hAnsi="Aptos"/>
                 <w:sz w:val="18"/>
                 <w:szCs w:val="18"/>
               </w:rPr>
@@ -678,6 +712,7 @@
             </w:r>
             <w:r>
               <w:rPr>
+                <w:rFonts w:ascii="Aptos" w:hAnsi="Aptos"/>
                 <w:sz w:val="18"/>
                 <w:szCs w:val="18"/>
               </w:rPr>
@@ -694,17 +729,18 @@
               <w:left w:val="nil"/>
               <w:bottom w:val="nil"/>
             </w:tcBorders>
-            <w:shd w:val="clear" w:color="auto" w:fill="auto"/>
-          </w:tcPr>
-          <w:p>
-            <w:pPr>
-              <w:rPr>
-                <w:sz w:val="20"/>
-                <w:szCs w:val="20"/>
-              </w:rPr>
-            </w:pPr>
-            <w:r>
-              <w:rPr>
+          </w:tcPr>
+          <w:p>
+            <w:pPr>
+              <w:rPr>
+                <w:rFonts w:ascii="Aptos" w:hAnsi="Aptos"/>
+                <w:sz w:val="20"/>
+                <w:szCs w:val="20"/>
+              </w:rPr>
+            </w:pPr>
+            <w:r>
+              <w:rPr>
+                <w:rFonts w:ascii="Aptos" w:hAnsi="Aptos"/>
                 <w:sz w:val="20"/>
                 <w:szCs w:val="20"/>
               </w:rPr>
@@ -721,17 +757,18 @@
               <w:bottom w:val="nil"/>
               <w:right w:val="nil"/>
             </w:tcBorders>
-            <w:shd w:val="clear" w:color="auto" w:fill="auto"/>
-          </w:tcPr>
-          <w:p>
-            <w:pPr>
-              <w:rPr>
-                <w:sz w:val="20"/>
-                <w:szCs w:val="20"/>
-              </w:rPr>
-            </w:pPr>
-            <w:r>
-              <w:rPr>
+          </w:tcPr>
+          <w:p>
+            <w:pPr>
+              <w:rPr>
+                <w:rFonts w:ascii="Aptos" w:hAnsi="Aptos"/>
+                <w:sz w:val="20"/>
+                <w:szCs w:val="20"/>
+              </w:rPr>
+            </w:pPr>
+            <w:r>
+              <w:rPr>
+                <w:rFonts w:ascii="Aptos" w:hAnsi="Aptos"/>
                 <w:sz w:val="18"/>
                 <w:szCs w:val="18"/>
               </w:rPr>
@@ -750,6 +787,7 @@
             <w:bookmarkStart w:id="1" w:name="Controllo2"/>
             <w:r>
               <w:rPr>
+                <w:rFonts w:ascii="Aptos" w:hAnsi="Aptos"/>
                 <w:sz w:val="18"/>
                 <w:szCs w:val="18"/>
               </w:rPr>
@@ -757,12 +795,22 @@
             </w:r>
             <w:r>
               <w:rPr>
+                <w:rFonts w:ascii="Aptos" w:hAnsi="Aptos"/>
                 <w:sz w:val="18"/>
                 <w:szCs w:val="18"/>
               </w:rPr>
             </w:r>
             <w:r>
               <w:rPr>
+                <w:rFonts w:ascii="Aptos" w:hAnsi="Aptos"/>
+                <w:sz w:val="18"/>
+                <w:szCs w:val="18"/>
+              </w:rPr>
+              <w:fldChar w:fldCharType="separate"/>
+            </w:r>
+            <w:r>
+              <w:rPr>
+                <w:rFonts w:ascii="Aptos" w:hAnsi="Aptos"/>
                 <w:sz w:val="18"/>
                 <w:szCs w:val="18"/>
               </w:rPr>
@@ -780,17 +828,18 @@
               <w:left w:val="nil"/>
               <w:bottom w:val="nil"/>
             </w:tcBorders>
-            <w:shd w:val="clear" w:color="auto" w:fill="auto"/>
-          </w:tcPr>
-          <w:p>
-            <w:pPr>
-              <w:rPr>
-                <w:sz w:val="20"/>
-                <w:szCs w:val="20"/>
-              </w:rPr>
-            </w:pPr>
-            <w:r>
-              <w:rPr>
+          </w:tcPr>
+          <w:p>
+            <w:pPr>
+              <w:rPr>
+                <w:rFonts w:ascii="Aptos" w:hAnsi="Aptos"/>
+                <w:sz w:val="20"/>
+                <w:szCs w:val="20"/>
+              </w:rPr>
+            </w:pPr>
+            <w:r>
+              <w:rPr>
+                <w:rFonts w:ascii="Aptos" w:hAnsi="Aptos"/>
                 <w:sz w:val="20"/>
                 <w:szCs w:val="20"/>
               </w:rPr>
@@ -806,17 +855,18 @@
               <w:bottom w:val="nil"/>
               <w:right w:val="nil"/>
             </w:tcBorders>
-            <w:shd w:val="clear" w:color="auto" w:fill="auto"/>
-          </w:tcPr>
-          <w:p>
-            <w:pPr>
-              <w:rPr>
-                <w:sz w:val="20"/>
-                <w:szCs w:val="20"/>
-              </w:rPr>
-            </w:pPr>
-            <w:r>
-              <w:rPr>
+          </w:tcPr>
+          <w:p>
+            <w:pPr>
+              <w:rPr>
+                <w:rFonts w:ascii="Aptos" w:hAnsi="Aptos"/>
+                <w:sz w:val="20"/>
+                <w:szCs w:val="20"/>
+              </w:rPr>
+            </w:pPr>
+            <w:r>
+              <w:rPr>
+                <w:rFonts w:ascii="Aptos" w:hAnsi="Aptos"/>
                 <w:sz w:val="18"/>
                 <w:szCs w:val="18"/>
               </w:rPr>
@@ -834,6 +884,7 @@
             </w:r>
             <w:r>
               <w:rPr>
+                <w:rFonts w:ascii="Aptos" w:hAnsi="Aptos"/>
                 <w:sz w:val="18"/>
                 <w:szCs w:val="18"/>
               </w:rPr>
@@ -841,12 +892,14 @@
             </w:r>
             <w:r>
               <w:rPr>
+                <w:rFonts w:ascii="Aptos" w:hAnsi="Aptos"/>
                 <w:sz w:val="18"/>
                 <w:szCs w:val="18"/>
               </w:rPr>
             </w:r>
             <w:r>
               <w:rPr>
+                <w:rFonts w:ascii="Aptos" w:hAnsi="Aptos"/>
                 <w:sz w:val="18"/>
                 <w:szCs w:val="18"/>
               </w:rPr>
@@ -854,6 +907,7 @@
             </w:r>
             <w:r>
               <w:rPr>
+                <w:rFonts w:ascii="Aptos" w:hAnsi="Aptos"/>
                 <w:sz w:val="18"/>
                 <w:szCs w:val="18"/>
               </w:rPr>
@@ -870,17 +924,18 @@
               <w:left w:val="nil"/>
               <w:bottom w:val="nil"/>
             </w:tcBorders>
-            <w:shd w:val="clear" w:color="auto" w:fill="auto"/>
-          </w:tcPr>
-          <w:p>
-            <w:pPr>
-              <w:rPr>
-                <w:sz w:val="20"/>
-                <w:szCs w:val="20"/>
-              </w:rPr>
-            </w:pPr>
-            <w:r>
-              <w:rPr>
+          </w:tcPr>
+          <w:p>
+            <w:pPr>
+              <w:rPr>
+                <w:rFonts w:ascii="Aptos" w:hAnsi="Aptos"/>
+                <w:sz w:val="20"/>
+                <w:szCs w:val="20"/>
+              </w:rPr>
+            </w:pPr>
+            <w:r>
+              <w:rPr>
+                <w:rFonts w:ascii="Aptos" w:hAnsi="Aptos"/>
                 <w:sz w:val="20"/>
                 <w:szCs w:val="20"/>
               </w:rPr>
@@ -888,6 +943,7 @@
             </w:r>
             <w:r>
               <w:rPr>
+                <w:rFonts w:ascii="Aptos" w:hAnsi="Aptos"/>
                 <w:sz w:val="20"/>
                 <w:szCs w:val="20"/>
               </w:rPr>
@@ -902,6 +958,7 @@
             </w:r>
             <w:r>
               <w:rPr>
+                <w:rFonts w:ascii="Aptos" w:hAnsi="Aptos"/>
                 <w:sz w:val="20"/>
                 <w:szCs w:val="20"/>
               </w:rPr>
@@ -909,12 +966,14 @@
             </w:r>
             <w:r>
               <w:rPr>
-                <w:sz w:val="20"/>
-                <w:szCs w:val="20"/>
-              </w:rPr>
-            </w:r>
-            <w:r>
-              <w:rPr>
+                <w:rFonts w:ascii="Aptos" w:hAnsi="Aptos"/>
+                <w:sz w:val="20"/>
+                <w:szCs w:val="20"/>
+              </w:rPr>
+            </w:r>
+            <w:r>
+              <w:rPr>
+                <w:rFonts w:ascii="Aptos" w:hAnsi="Aptos"/>
                 <w:sz w:val="20"/>
                 <w:szCs w:val="20"/>
               </w:rPr>
@@ -922,6 +981,7 @@
             </w:r>
             <w:r>
               <w:rPr>
+                <w:rFonts w:ascii="Aptos" w:hAnsi="Aptos"/>
                 <w:noProof/>
                 <w:sz w:val="20"/>
                 <w:szCs w:val="20"/>
@@ -930,6 +990,7 @@
             </w:r>
             <w:r>
               <w:rPr>
+                <w:rFonts w:ascii="Aptos" w:hAnsi="Aptos"/>
                 <w:noProof/>
                 <w:sz w:val="20"/>
                 <w:szCs w:val="20"/>
@@ -938,6 +999,7 @@
             </w:r>
             <w:r>
               <w:rPr>
+                <w:rFonts w:ascii="Aptos" w:hAnsi="Aptos"/>
                 <w:noProof/>
                 <w:sz w:val="20"/>
                 <w:szCs w:val="20"/>
@@ -946,6 +1008,7 @@
             </w:r>
             <w:r>
               <w:rPr>
+                <w:rFonts w:ascii="Aptos" w:hAnsi="Aptos"/>
                 <w:noProof/>
                 <w:sz w:val="20"/>
                 <w:szCs w:val="20"/>
@@ -954,6 +1017,7 @@
             </w:r>
             <w:r>
               <w:rPr>
+                <w:rFonts w:ascii="Aptos" w:hAnsi="Aptos"/>
                 <w:noProof/>
                 <w:sz w:val="20"/>
                 <w:szCs w:val="20"/>
@@ -962,6 +1026,7 @@
             </w:r>
             <w:r>
               <w:rPr>
+                <w:rFonts w:ascii="Aptos" w:hAnsi="Aptos"/>
                 <w:sz w:val="20"/>
                 <w:szCs w:val="20"/>
               </w:rPr>
@@ -982,17 +1047,18 @@
               <w:top w:val="nil"/>
               <w:right w:val="nil"/>
             </w:tcBorders>
-            <w:shd w:val="clear" w:color="auto" w:fill="auto"/>
-          </w:tcPr>
-          <w:p>
-            <w:pPr>
-              <w:rPr>
-                <w:sz w:val="20"/>
-                <w:szCs w:val="20"/>
-              </w:rPr>
-            </w:pPr>
-            <w:r>
-              <w:rPr>
+          </w:tcPr>
+          <w:p>
+            <w:pPr>
+              <w:rPr>
+                <w:rFonts w:ascii="Aptos" w:hAnsi="Aptos"/>
+                <w:sz w:val="20"/>
+                <w:szCs w:val="20"/>
+              </w:rPr>
+            </w:pPr>
+            <w:r>
+              <w:rPr>
+                <w:rFonts w:ascii="Aptos" w:hAnsi="Aptos"/>
                 <w:sz w:val="18"/>
                 <w:szCs w:val="18"/>
               </w:rPr>
@@ -1010,6 +1076,7 @@
             </w:r>
             <w:r>
               <w:rPr>
+                <w:rFonts w:ascii="Aptos" w:hAnsi="Aptos"/>
                 <w:sz w:val="18"/>
                 <w:szCs w:val="18"/>
               </w:rPr>
@@ -1017,12 +1084,14 @@
             </w:r>
             <w:r>
               <w:rPr>
+                <w:rFonts w:ascii="Aptos" w:hAnsi="Aptos"/>
                 <w:sz w:val="18"/>
                 <w:szCs w:val="18"/>
               </w:rPr>
             </w:r>
             <w:r>
               <w:rPr>
+                <w:rFonts w:ascii="Aptos" w:hAnsi="Aptos"/>
                 <w:sz w:val="18"/>
                 <w:szCs w:val="18"/>
               </w:rPr>
@@ -1030,6 +1099,7 @@
             </w:r>
             <w:r>
               <w:rPr>
+                <w:rFonts w:ascii="Aptos" w:hAnsi="Aptos"/>
                 <w:sz w:val="18"/>
                 <w:szCs w:val="18"/>
               </w:rPr>
@@ -1045,17 +1115,18 @@
               <w:top w:val="nil"/>
               <w:left w:val="nil"/>
             </w:tcBorders>
-            <w:shd w:val="clear" w:color="auto" w:fill="auto"/>
-          </w:tcPr>
-          <w:p>
-            <w:pPr>
-              <w:rPr>
-                <w:sz w:val="20"/>
-                <w:szCs w:val="20"/>
-              </w:rPr>
-            </w:pPr>
-            <w:r>
-              <w:rPr>
+          </w:tcPr>
+          <w:p>
+            <w:pPr>
+              <w:rPr>
+                <w:rFonts w:ascii="Aptos" w:hAnsi="Aptos"/>
+                <w:sz w:val="20"/>
+                <w:szCs w:val="20"/>
+              </w:rPr>
+            </w:pPr>
+            <w:r>
+              <w:rPr>
+                <w:rFonts w:ascii="Aptos" w:hAnsi="Aptos"/>
                 <w:sz w:val="20"/>
                 <w:szCs w:val="20"/>
               </w:rPr>
@@ -1071,17 +1142,18 @@
               <w:top w:val="nil"/>
               <w:right w:val="nil"/>
             </w:tcBorders>
-            <w:shd w:val="clear" w:color="auto" w:fill="auto"/>
-          </w:tcPr>
-          <w:p>
-            <w:pPr>
-              <w:rPr>
-                <w:sz w:val="20"/>
-                <w:szCs w:val="20"/>
-              </w:rPr>
-            </w:pPr>
-            <w:r>
-              <w:rPr>
+          </w:tcPr>
+          <w:p>
+            <w:pPr>
+              <w:rPr>
+                <w:rFonts w:ascii="Aptos" w:hAnsi="Aptos"/>
+                <w:sz w:val="20"/>
+                <w:szCs w:val="20"/>
+              </w:rPr>
+            </w:pPr>
+            <w:r>
+              <w:rPr>
+                <w:rFonts w:ascii="Aptos" w:hAnsi="Aptos"/>
                 <w:sz w:val="18"/>
                 <w:szCs w:val="18"/>
               </w:rPr>
@@ -1099,6 +1171,7 @@
             </w:r>
             <w:r>
               <w:rPr>
+                <w:rFonts w:ascii="Aptos" w:hAnsi="Aptos"/>
                 <w:sz w:val="18"/>
                 <w:szCs w:val="18"/>
               </w:rPr>
@@ -1106,12 +1179,14 @@
             </w:r>
             <w:r>
               <w:rPr>
+                <w:rFonts w:ascii="Aptos" w:hAnsi="Aptos"/>
                 <w:sz w:val="18"/>
                 <w:szCs w:val="18"/>
               </w:rPr>
             </w:r>
             <w:r>
               <w:rPr>
+                <w:rFonts w:ascii="Aptos" w:hAnsi="Aptos"/>
                 <w:sz w:val="18"/>
                 <w:szCs w:val="18"/>
               </w:rPr>
@@ -1119,6 +1194,7 @@
             </w:r>
             <w:r>
               <w:rPr>
+                <w:rFonts w:ascii="Aptos" w:hAnsi="Aptos"/>
                 <w:sz w:val="18"/>
                 <w:szCs w:val="18"/>
               </w:rPr>
@@ -1134,17 +1210,18 @@
               <w:top w:val="nil"/>
               <w:left w:val="nil"/>
             </w:tcBorders>
-            <w:shd w:val="clear" w:color="auto" w:fill="auto"/>
-          </w:tcPr>
-          <w:p>
-            <w:pPr>
-              <w:rPr>
-                <w:sz w:val="20"/>
-                <w:szCs w:val="20"/>
-              </w:rPr>
-            </w:pPr>
-            <w:r>
-              <w:rPr>
+          </w:tcPr>
+          <w:p>
+            <w:pPr>
+              <w:rPr>
+                <w:rFonts w:ascii="Aptos" w:hAnsi="Aptos"/>
+                <w:sz w:val="20"/>
+                <w:szCs w:val="20"/>
+              </w:rPr>
+            </w:pPr>
+            <w:r>
+              <w:rPr>
+                <w:rFonts w:ascii="Aptos" w:hAnsi="Aptos"/>
                 <w:sz w:val="20"/>
                 <w:szCs w:val="20"/>
               </w:rPr>
@@ -1159,17 +1236,18 @@
               <w:top w:val="nil"/>
               <w:right w:val="nil"/>
             </w:tcBorders>
-            <w:shd w:val="clear" w:color="auto" w:fill="auto"/>
-          </w:tcPr>
-          <w:p>
-            <w:pPr>
-              <w:rPr>
-                <w:sz w:val="20"/>
-                <w:szCs w:val="20"/>
-              </w:rPr>
-            </w:pPr>
-            <w:r>
-              <w:rPr>
+          </w:tcPr>
+          <w:p>
+            <w:pPr>
+              <w:rPr>
+                <w:rFonts w:ascii="Aptos" w:hAnsi="Aptos"/>
+                <w:sz w:val="20"/>
+                <w:szCs w:val="20"/>
+              </w:rPr>
+            </w:pPr>
+            <w:r>
+              <w:rPr>
+                <w:rFonts w:ascii="Aptos" w:hAnsi="Aptos"/>
                 <w:sz w:val="18"/>
                 <w:szCs w:val="18"/>
               </w:rPr>
@@ -1187,6 +1265,7 @@
             </w:r>
             <w:r>
               <w:rPr>
+                <w:rFonts w:ascii="Aptos" w:hAnsi="Aptos"/>
                 <w:sz w:val="18"/>
                 <w:szCs w:val="18"/>
               </w:rPr>
@@ -1194,12 +1273,14 @@
             </w:r>
             <w:r>
               <w:rPr>
+                <w:rFonts w:ascii="Aptos" w:hAnsi="Aptos"/>
                 <w:sz w:val="18"/>
                 <w:szCs w:val="18"/>
               </w:rPr>
             </w:r>
             <w:r>
               <w:rPr>
+                <w:rFonts w:ascii="Aptos" w:hAnsi="Aptos"/>
                 <w:sz w:val="18"/>
                 <w:szCs w:val="18"/>
               </w:rPr>
@@ -1207,6 +1288,7 @@
             </w:r>
             <w:r>
               <w:rPr>
+                <w:rFonts w:ascii="Aptos" w:hAnsi="Aptos"/>
                 <w:sz w:val="18"/>
                 <w:szCs w:val="18"/>
               </w:rPr>
@@ -1222,17 +1304,18 @@
               <w:top w:val="nil"/>
               <w:left w:val="nil"/>
             </w:tcBorders>
-            <w:shd w:val="clear" w:color="auto" w:fill="auto"/>
-          </w:tcPr>
-          <w:p>
-            <w:pPr>
-              <w:rPr>
-                <w:sz w:val="20"/>
-                <w:szCs w:val="20"/>
-              </w:rPr>
-            </w:pPr>
-            <w:r>
-              <w:rPr>
+          </w:tcPr>
+          <w:p>
+            <w:pPr>
+              <w:rPr>
+                <w:rFonts w:ascii="Aptos" w:hAnsi="Aptos"/>
+                <w:sz w:val="20"/>
+                <w:szCs w:val="20"/>
+              </w:rPr>
+            </w:pPr>
+            <w:r>
+              <w:rPr>
+                <w:rFonts w:ascii="Aptos" w:hAnsi="Aptos"/>
                 <w:sz w:val="20"/>
                 <w:szCs w:val="20"/>
               </w:rPr>
@@ -1252,11 +1335,11 @@
           <w:tcPr>
             <w:tcW w:w="9794" w:type="dxa"/>
             <w:gridSpan w:val="22"/>
-            <w:shd w:val="clear" w:color="auto" w:fill="auto"/>
-          </w:tcPr>
-          <w:p>
-            <w:pPr>
-              <w:rPr>
+          </w:tcPr>
+          <w:p>
+            <w:pPr>
+              <w:rPr>
+                <w:rFonts w:ascii="Aptos" w:hAnsi="Aptos"/>
                 <w:sz w:val="10"/>
                 <w:szCs w:val="10"/>
               </w:rPr>
@@ -1280,13 +1363,15 @@
           <w:p>
             <w:pPr>
               <w:rPr>
-                <w:b/>
-                <w:sz w:val="20"/>
-                <w:szCs w:val="20"/>
-              </w:rPr>
-            </w:pPr>
-            <w:r>
-              <w:rPr>
+                <w:rFonts w:ascii="Aptos" w:hAnsi="Aptos"/>
+                <w:b/>
+                <w:sz w:val="20"/>
+                <w:szCs w:val="20"/>
+              </w:rPr>
+            </w:pPr>
+            <w:r>
+              <w:rPr>
+                <w:rFonts w:ascii="Aptos" w:hAnsi="Aptos"/>
                 <w:b/>
                 <w:sz w:val="20"/>
                 <w:szCs w:val="20"/>
@@ -1304,13 +1389,15 @@
           <w:p>
             <w:pPr>
               <w:rPr>
-                <w:b/>
-                <w:sz w:val="20"/>
-                <w:szCs w:val="20"/>
-              </w:rPr>
-            </w:pPr>
-            <w:r>
-              <w:rPr>
+                <w:rFonts w:ascii="Aptos" w:hAnsi="Aptos"/>
+                <w:b/>
+                <w:sz w:val="20"/>
+                <w:szCs w:val="20"/>
+              </w:rPr>
+            </w:pPr>
+            <w:r>
+              <w:rPr>
+                <w:rFonts w:ascii="Aptos" w:hAnsi="Aptos"/>
                 <w:b/>
                 <w:sz w:val="20"/>
                 <w:szCs w:val="20"/>
@@ -1336,12 +1423,14 @@
           <w:p>
             <w:pPr>
               <w:rPr>
-                <w:sz w:val="16"/>
-                <w:szCs w:val="16"/>
-              </w:rPr>
-            </w:pPr>
-            <w:r>
-              <w:rPr>
+                <w:rFonts w:ascii="Aptos" w:hAnsi="Aptos"/>
+                <w:sz w:val="16"/>
+                <w:szCs w:val="16"/>
+              </w:rPr>
+            </w:pPr>
+            <w:r>
+              <w:rPr>
+                <w:rFonts w:ascii="Aptos" w:hAnsi="Aptos"/>
                 <w:sz w:val="16"/>
                 <w:szCs w:val="16"/>
               </w:rPr>
@@ -1360,6 +1449,7 @@
             </w:r>
             <w:r>
               <w:rPr>
+                <w:rFonts w:ascii="Aptos" w:hAnsi="Aptos"/>
                 <w:sz w:val="16"/>
                 <w:szCs w:val="16"/>
               </w:rPr>
@@ -1367,12 +1457,14 @@
             </w:r>
             <w:r>
               <w:rPr>
-                <w:sz w:val="16"/>
-                <w:szCs w:val="16"/>
-              </w:rPr>
-            </w:r>
-            <w:r>
-              <w:rPr>
+                <w:rFonts w:ascii="Aptos" w:hAnsi="Aptos"/>
+                <w:sz w:val="16"/>
+                <w:szCs w:val="16"/>
+              </w:rPr>
+            </w:r>
+            <w:r>
+              <w:rPr>
+                <w:rFonts w:ascii="Aptos" w:hAnsi="Aptos"/>
                 <w:sz w:val="16"/>
                 <w:szCs w:val="16"/>
               </w:rPr>
@@ -1380,6 +1472,7 @@
             </w:r>
             <w:r>
               <w:rPr>
+                <w:rFonts w:ascii="Aptos" w:hAnsi="Aptos"/>
                 <w:sz w:val="16"/>
                 <w:szCs w:val="16"/>
               </w:rPr>
@@ -1387,24 +1480,11 @@
             </w:r>
             <w:r>
               <w:rPr>
-                <w:sz w:val="16"/>
-                <w:szCs w:val="16"/>
-              </w:rPr>
-              <w:t xml:space="preserve"> </w:t>
-            </w:r>
-            <w:r>
-              <w:rPr>
-                <w:sz w:val="16"/>
-                <w:szCs w:val="16"/>
-              </w:rPr>
-              <w:t>Sodio idrossido</w:t>
-            </w:r>
-            <w:r>
-              <w:rPr>
-                <w:sz w:val="16"/>
-                <w:szCs w:val="16"/>
-              </w:rPr>
-              <w:t xml:space="preserve"> </w:t>
+                <w:rFonts w:ascii="Aptos" w:hAnsi="Aptos"/>
+                <w:sz w:val="16"/>
+                <w:szCs w:val="16"/>
+              </w:rPr>
+              <w:t xml:space="preserve"> Sodio idrossido </w:t>
             </w:r>
           </w:p>
         </w:tc>
@@ -1417,26 +1497,22 @@
           <w:p>
             <w:pPr>
               <w:rPr>
-                <w:sz w:val="16"/>
-                <w:szCs w:val="16"/>
-              </w:rPr>
-            </w:pPr>
-            <w:r>
-              <w:rPr>
-                <w:sz w:val="16"/>
-                <w:szCs w:val="16"/>
-              </w:rPr>
-              <w:t xml:space="preserve">TLV/TWA: </w:t>
-            </w:r>
-            <w:r>
-              <w:rPr>
-                <w:sz w:val="16"/>
-                <w:szCs w:val="16"/>
-              </w:rPr>
-              <w:t>2 mg/cm</w:t>
-            </w:r>
-            <w:r>
-              <w:rPr>
+                <w:rFonts w:ascii="Aptos" w:hAnsi="Aptos"/>
+                <w:sz w:val="16"/>
+                <w:szCs w:val="16"/>
+              </w:rPr>
+            </w:pPr>
+            <w:r>
+              <w:rPr>
+                <w:rFonts w:ascii="Aptos" w:hAnsi="Aptos"/>
+                <w:sz w:val="16"/>
+                <w:szCs w:val="16"/>
+              </w:rPr>
+              <w:t>TLV/TWA: 2 mg/cm</w:t>
+            </w:r>
+            <w:r>
+              <w:rPr>
+                <w:rFonts w:ascii="Aptos" w:hAnsi="Aptos"/>
                 <w:sz w:val="16"/>
                 <w:szCs w:val="16"/>
                 <w:vertAlign w:val="superscript"/>
@@ -1464,6 +1540,7 @@
           <w:p>
             <w:pPr>
               <w:rPr>
+                <w:rFonts w:ascii="Aptos" w:hAnsi="Aptos"/>
                 <w:b/>
                 <w:sz w:val="10"/>
                 <w:szCs w:val="10"/>
@@ -1488,23 +1565,18 @@
           <w:p>
             <w:pPr>
               <w:rPr>
-                <w:sz w:val="20"/>
-                <w:szCs w:val="20"/>
-              </w:rPr>
-            </w:pPr>
-            <w:r>
-              <w:rPr>
-                <w:sz w:val="20"/>
-                <w:szCs w:val="20"/>
-              </w:rPr>
-              <w:t xml:space="preserve">Classificazione </w:t>
-            </w:r>
-            <w:r>
-              <w:rPr>
-                <w:sz w:val="20"/>
-                <w:szCs w:val="20"/>
-              </w:rPr>
-              <w:t>H</w:t>
+                <w:rFonts w:ascii="Aptos" w:hAnsi="Aptos"/>
+                <w:sz w:val="20"/>
+                <w:szCs w:val="20"/>
+              </w:rPr>
+            </w:pPr>
+            <w:r>
+              <w:rPr>
+                <w:rFonts w:ascii="Aptos" w:hAnsi="Aptos"/>
+                <w:sz w:val="20"/>
+                <w:szCs w:val="20"/>
+              </w:rPr>
+              <w:t>Classificazione H</w:t>
             </w:r>
           </w:p>
         </w:tc>
@@ -1517,6 +1589,7 @@
           <w:p>
             <w:pPr>
               <w:rPr>
+                <w:rFonts w:ascii="Aptos" w:hAnsi="Aptos"/>
                 <w:bCs/>
                 <w:sz w:val="18"/>
                 <w:szCs w:val="20"/>
@@ -1524,22 +1597,16 @@
             </w:pPr>
             <w:r>
               <w:rPr>
+                <w:rFonts w:ascii="Aptos" w:hAnsi="Aptos"/>
                 <w:b/>
                 <w:sz w:val="18"/>
                 <w:szCs w:val="20"/>
               </w:rPr>
-              <w:t>H31</w:t>
-            </w:r>
-            <w:r>
-              <w:rPr>
-                <w:b/>
-                <w:sz w:val="18"/>
-                <w:szCs w:val="20"/>
-              </w:rPr>
-              <w:t>4:</w:t>
-            </w:r>
-            <w:r>
-              <w:rPr>
+              <w:t>H314:</w:t>
+            </w:r>
+            <w:r>
+              <w:rPr>
+                <w:rFonts w:ascii="Aptos" w:hAnsi="Aptos"/>
                 <w:bCs/>
                 <w:sz w:val="18"/>
                 <w:szCs w:val="20"/>
@@ -1550,12 +1617,14 @@
           <w:p>
             <w:pPr>
               <w:rPr>
+                <w:rFonts w:ascii="Aptos" w:hAnsi="Aptos"/>
                 <w:sz w:val="18"/>
                 <w:szCs w:val="20"/>
               </w:rPr>
             </w:pPr>
             <w:r>
               <w:rPr>
+                <w:rFonts w:ascii="Aptos" w:hAnsi="Aptos"/>
                 <w:b/>
                 <w:bCs/>
                 <w:sz w:val="18"/>
@@ -1565,6 +1634,7 @@
             </w:r>
             <w:r>
               <w:rPr>
+                <w:rFonts w:ascii="Aptos" w:hAnsi="Aptos"/>
                 <w:sz w:val="18"/>
                 <w:szCs w:val="20"/>
               </w:rPr>
@@ -1589,12 +1659,14 @@
           <w:p>
             <w:pPr>
               <w:rPr>
-                <w:sz w:val="20"/>
-                <w:szCs w:val="20"/>
-              </w:rPr>
-            </w:pPr>
-            <w:r>
-              <w:rPr>
+                <w:rFonts w:ascii="Aptos" w:hAnsi="Aptos"/>
+                <w:sz w:val="20"/>
+                <w:szCs w:val="20"/>
+              </w:rPr>
+            </w:pPr>
+            <w:r>
+              <w:rPr>
+                <w:rFonts w:ascii="Aptos" w:hAnsi="Aptos"/>
                 <w:sz w:val="20"/>
                 <w:szCs w:val="20"/>
               </w:rPr>
@@ -1611,12 +1683,14 @@
           <w:p>
             <w:pPr>
               <w:rPr>
-                <w:sz w:val="20"/>
-                <w:szCs w:val="20"/>
-              </w:rPr>
-            </w:pPr>
-            <w:r>
-              <w:rPr>
+                <w:rFonts w:ascii="Aptos" w:hAnsi="Aptos"/>
+                <w:sz w:val="20"/>
+                <w:szCs w:val="20"/>
+              </w:rPr>
+            </w:pPr>
+            <w:r>
+              <w:rPr>
+                <w:rFonts w:ascii="Aptos" w:hAnsi="Aptos"/>
                 <w:sz w:val="22"/>
                 <w:szCs w:val="22"/>
               </w:rPr>
@@ -1633,12 +1707,14 @@
           <w:p>
             <w:pPr>
               <w:rPr>
-                <w:sz w:val="20"/>
-                <w:szCs w:val="20"/>
-              </w:rPr>
-            </w:pPr>
-            <w:r>
-              <w:rPr>
+                <w:rFonts w:ascii="Aptos" w:hAnsi="Aptos"/>
+                <w:sz w:val="20"/>
+                <w:szCs w:val="20"/>
+              </w:rPr>
+            </w:pPr>
+            <w:r>
+              <w:rPr>
+                <w:rFonts w:ascii="Aptos" w:hAnsi="Aptos"/>
                 <w:sz w:val="20"/>
                 <w:szCs w:val="20"/>
               </w:rPr>
@@ -1655,12 +1731,14 @@
           <w:p>
             <w:pPr>
               <w:rPr>
-                <w:sz w:val="20"/>
-                <w:szCs w:val="20"/>
-              </w:rPr>
-            </w:pPr>
-            <w:r>
-              <w:rPr>
+                <w:rFonts w:ascii="Aptos" w:hAnsi="Aptos"/>
+                <w:sz w:val="20"/>
+                <w:szCs w:val="20"/>
+              </w:rPr>
+            </w:pPr>
+            <w:r>
+              <w:rPr>
+                <w:rFonts w:ascii="Aptos" w:hAnsi="Aptos"/>
                 <w:sz w:val="20"/>
                 <w:szCs w:val="20"/>
               </w:rPr>
@@ -1688,12 +1766,14 @@
           <w:p>
             <w:pPr>
               <w:rPr>
-                <w:sz w:val="20"/>
-                <w:szCs w:val="20"/>
-              </w:rPr>
-            </w:pPr>
-            <w:r>
-              <w:rPr>
+                <w:rFonts w:ascii="Aptos" w:hAnsi="Aptos"/>
+                <w:sz w:val="20"/>
+                <w:szCs w:val="20"/>
+              </w:rPr>
+            </w:pPr>
+            <w:r>
+              <w:rPr>
+                <w:rFonts w:ascii="Aptos" w:hAnsi="Aptos"/>
                 <w:sz w:val="20"/>
                 <w:szCs w:val="20"/>
               </w:rPr>
@@ -1716,12 +1796,14 @@
               <w:autoSpaceDN w:val="0"/>
               <w:adjustRightInd w:val="0"/>
               <w:rPr>
-                <w:sz w:val="16"/>
-                <w:szCs w:val="16"/>
-              </w:rPr>
-            </w:pPr>
-            <w:r>
-              <w:rPr>
+                <w:rFonts w:ascii="Aptos" w:hAnsi="Aptos"/>
+                <w:sz w:val="16"/>
+                <w:szCs w:val="16"/>
+              </w:rPr>
+            </w:pPr>
+            <w:r>
+              <w:rPr>
+                <w:rFonts w:ascii="Aptos" w:hAnsi="Aptos"/>
                 <w:sz w:val="16"/>
                 <w:szCs w:val="16"/>
               </w:rPr>
@@ -1739,6 +1821,7 @@
             </w:r>
             <w:r>
               <w:rPr>
+                <w:rFonts w:ascii="Aptos" w:hAnsi="Aptos"/>
                 <w:sz w:val="16"/>
                 <w:szCs w:val="16"/>
               </w:rPr>
@@ -1746,12 +1829,14 @@
             </w:r>
             <w:r>
               <w:rPr>
-                <w:sz w:val="16"/>
-                <w:szCs w:val="16"/>
-              </w:rPr>
-            </w:r>
-            <w:r>
-              <w:rPr>
+                <w:rFonts w:ascii="Aptos" w:hAnsi="Aptos"/>
+                <w:sz w:val="16"/>
+                <w:szCs w:val="16"/>
+              </w:rPr>
+            </w:r>
+            <w:r>
+              <w:rPr>
+                <w:rFonts w:ascii="Aptos" w:hAnsi="Aptos"/>
                 <w:sz w:val="16"/>
                 <w:szCs w:val="16"/>
               </w:rPr>
@@ -1759,6 +1844,7 @@
             </w:r>
             <w:r>
               <w:rPr>
+                <w:rFonts w:ascii="Aptos" w:hAnsi="Aptos"/>
                 <w:sz w:val="16"/>
                 <w:szCs w:val="16"/>
               </w:rPr>
@@ -1766,6 +1852,7 @@
             </w:r>
             <w:r>
               <w:rPr>
+                <w:rFonts w:ascii="Aptos" w:hAnsi="Aptos"/>
                 <w:sz w:val="16"/>
                 <w:szCs w:val="16"/>
               </w:rPr>
@@ -1778,12 +1865,14 @@
               <w:autoSpaceDN w:val="0"/>
               <w:adjustRightInd w:val="0"/>
               <w:rPr>
-                <w:sz w:val="16"/>
-                <w:szCs w:val="16"/>
-              </w:rPr>
-            </w:pPr>
-            <w:r>
-              <w:rPr>
+                <w:rFonts w:ascii="Aptos" w:hAnsi="Aptos"/>
+                <w:sz w:val="16"/>
+                <w:szCs w:val="16"/>
+              </w:rPr>
+            </w:pPr>
+            <w:r>
+              <w:rPr>
+                <w:rFonts w:ascii="Aptos" w:hAnsi="Aptos"/>
                 <w:sz w:val="16"/>
                 <w:szCs w:val="16"/>
               </w:rPr>
@@ -1801,6 +1890,7 @@
             </w:r>
             <w:r>
               <w:rPr>
+                <w:rFonts w:ascii="Aptos" w:hAnsi="Aptos"/>
                 <w:sz w:val="16"/>
                 <w:szCs w:val="16"/>
               </w:rPr>
@@ -1808,12 +1898,14 @@
             </w:r>
             <w:r>
               <w:rPr>
-                <w:sz w:val="16"/>
-                <w:szCs w:val="16"/>
-              </w:rPr>
-            </w:r>
-            <w:r>
-              <w:rPr>
+                <w:rFonts w:ascii="Aptos" w:hAnsi="Aptos"/>
+                <w:sz w:val="16"/>
+                <w:szCs w:val="16"/>
+              </w:rPr>
+            </w:r>
+            <w:r>
+              <w:rPr>
+                <w:rFonts w:ascii="Aptos" w:hAnsi="Aptos"/>
                 <w:sz w:val="16"/>
                 <w:szCs w:val="16"/>
               </w:rPr>
@@ -1821,6 +1913,7 @@
             </w:r>
             <w:r>
               <w:rPr>
+                <w:rFonts w:ascii="Aptos" w:hAnsi="Aptos"/>
                 <w:sz w:val="16"/>
                 <w:szCs w:val="16"/>
               </w:rPr>
@@ -1828,6 +1921,7 @@
             </w:r>
             <w:r>
               <w:rPr>
+                <w:rFonts w:ascii="Aptos" w:hAnsi="Aptos"/>
                 <w:sz w:val="16"/>
                 <w:szCs w:val="16"/>
               </w:rPr>
@@ -1850,12 +1944,14 @@
               <w:autoSpaceDN w:val="0"/>
               <w:adjustRightInd w:val="0"/>
               <w:rPr>
-                <w:sz w:val="16"/>
-                <w:szCs w:val="16"/>
-              </w:rPr>
-            </w:pPr>
-            <w:r>
-              <w:rPr>
+                <w:rFonts w:ascii="Aptos" w:hAnsi="Aptos"/>
+                <w:sz w:val="16"/>
+                <w:szCs w:val="16"/>
+              </w:rPr>
+            </w:pPr>
+            <w:r>
+              <w:rPr>
+                <w:rFonts w:ascii="Aptos" w:hAnsi="Aptos"/>
                 <w:sz w:val="16"/>
                 <w:szCs w:val="16"/>
               </w:rPr>
@@ -1873,6 +1969,7 @@
             </w:r>
             <w:r>
               <w:rPr>
+                <w:rFonts w:ascii="Aptos" w:hAnsi="Aptos"/>
                 <w:sz w:val="16"/>
                 <w:szCs w:val="16"/>
               </w:rPr>
@@ -1880,12 +1977,14 @@
             </w:r>
             <w:r>
               <w:rPr>
-                <w:sz w:val="16"/>
-                <w:szCs w:val="16"/>
-              </w:rPr>
-            </w:r>
-            <w:r>
-              <w:rPr>
+                <w:rFonts w:ascii="Aptos" w:hAnsi="Aptos"/>
+                <w:sz w:val="16"/>
+                <w:szCs w:val="16"/>
+              </w:rPr>
+            </w:r>
+            <w:r>
+              <w:rPr>
+                <w:rFonts w:ascii="Aptos" w:hAnsi="Aptos"/>
                 <w:sz w:val="16"/>
                 <w:szCs w:val="16"/>
               </w:rPr>
@@ -1893,6 +1992,7 @@
             </w:r>
             <w:r>
               <w:rPr>
+                <w:rFonts w:ascii="Aptos" w:hAnsi="Aptos"/>
                 <w:sz w:val="16"/>
                 <w:szCs w:val="16"/>
               </w:rPr>
@@ -1900,6 +2000,7 @@
             </w:r>
             <w:r>
               <w:rPr>
+                <w:rFonts w:ascii="Aptos" w:hAnsi="Aptos"/>
                 <w:sz w:val="16"/>
                 <w:szCs w:val="16"/>
               </w:rPr>
@@ -1912,12 +2013,14 @@
               <w:autoSpaceDN w:val="0"/>
               <w:adjustRightInd w:val="0"/>
               <w:rPr>
-                <w:sz w:val="16"/>
-                <w:szCs w:val="16"/>
-              </w:rPr>
-            </w:pPr>
-            <w:r>
-              <w:rPr>
+                <w:rFonts w:ascii="Aptos" w:hAnsi="Aptos"/>
+                <w:sz w:val="16"/>
+                <w:szCs w:val="16"/>
+              </w:rPr>
+            </w:pPr>
+            <w:r>
+              <w:rPr>
+                <w:rFonts w:ascii="Aptos" w:hAnsi="Aptos"/>
                 <w:sz w:val="16"/>
                 <w:szCs w:val="16"/>
               </w:rPr>
@@ -1935,6 +2038,7 @@
             </w:r>
             <w:r>
               <w:rPr>
+                <w:rFonts w:ascii="Aptos" w:hAnsi="Aptos"/>
                 <w:sz w:val="16"/>
                 <w:szCs w:val="16"/>
               </w:rPr>
@@ -1942,12 +2046,14 @@
             </w:r>
             <w:r>
               <w:rPr>
-                <w:sz w:val="16"/>
-                <w:szCs w:val="16"/>
-              </w:rPr>
-            </w:r>
-            <w:r>
-              <w:rPr>
+                <w:rFonts w:ascii="Aptos" w:hAnsi="Aptos"/>
+                <w:sz w:val="16"/>
+                <w:szCs w:val="16"/>
+              </w:rPr>
+            </w:r>
+            <w:r>
+              <w:rPr>
+                <w:rFonts w:ascii="Aptos" w:hAnsi="Aptos"/>
                 <w:sz w:val="16"/>
                 <w:szCs w:val="16"/>
               </w:rPr>
@@ -1955,6 +2061,7 @@
             </w:r>
             <w:r>
               <w:rPr>
+                <w:rFonts w:ascii="Aptos" w:hAnsi="Aptos"/>
                 <w:sz w:val="16"/>
                 <w:szCs w:val="16"/>
               </w:rPr>
@@ -1962,6 +2069,7 @@
             </w:r>
             <w:r>
               <w:rPr>
+                <w:rFonts w:ascii="Aptos" w:hAnsi="Aptos"/>
                 <w:sz w:val="16"/>
                 <w:szCs w:val="16"/>
               </w:rPr>
@@ -1974,12 +2082,14 @@
               <w:autoSpaceDN w:val="0"/>
               <w:adjustRightInd w:val="0"/>
               <w:rPr>
-                <w:sz w:val="16"/>
-                <w:szCs w:val="16"/>
-              </w:rPr>
-            </w:pPr>
-            <w:r>
-              <w:rPr>
+                <w:rFonts w:ascii="Aptos" w:hAnsi="Aptos"/>
+                <w:sz w:val="16"/>
+                <w:szCs w:val="16"/>
+              </w:rPr>
+            </w:pPr>
+            <w:r>
+              <w:rPr>
+                <w:rFonts w:ascii="Aptos" w:hAnsi="Aptos"/>
                 <w:sz w:val="16"/>
                 <w:szCs w:val="16"/>
               </w:rPr>
@@ -1997,6 +2107,7 @@
             </w:r>
             <w:r>
               <w:rPr>
+                <w:rFonts w:ascii="Aptos" w:hAnsi="Aptos"/>
                 <w:sz w:val="16"/>
                 <w:szCs w:val="16"/>
               </w:rPr>
@@ -2004,12 +2115,14 @@
             </w:r>
             <w:r>
               <w:rPr>
-                <w:sz w:val="16"/>
-                <w:szCs w:val="16"/>
-              </w:rPr>
-            </w:r>
-            <w:r>
-              <w:rPr>
+                <w:rFonts w:ascii="Aptos" w:hAnsi="Aptos"/>
+                <w:sz w:val="16"/>
+                <w:szCs w:val="16"/>
+              </w:rPr>
+            </w:r>
+            <w:r>
+              <w:rPr>
+                <w:rFonts w:ascii="Aptos" w:hAnsi="Aptos"/>
                 <w:sz w:val="16"/>
                 <w:szCs w:val="16"/>
               </w:rPr>
@@ -2017,6 +2130,7 @@
             </w:r>
             <w:r>
               <w:rPr>
+                <w:rFonts w:ascii="Aptos" w:hAnsi="Aptos"/>
                 <w:sz w:val="16"/>
                 <w:szCs w:val="16"/>
               </w:rPr>
@@ -2024,6 +2138,7 @@
             </w:r>
             <w:r>
               <w:rPr>
+                <w:rFonts w:ascii="Aptos" w:hAnsi="Aptos"/>
                 <w:sz w:val="16"/>
                 <w:szCs w:val="16"/>
               </w:rPr>
@@ -2050,6 +2165,7 @@
           <w:p>
             <w:pPr>
               <w:rPr>
+                <w:rFonts w:ascii="Aptos" w:hAnsi="Aptos"/>
                 <w:b/>
                 <w:sz w:val="10"/>
                 <w:szCs w:val="10"/>
@@ -2076,11 +2192,13 @@
           <w:p>
             <w:pPr>
               <w:rPr>
-                <w:b/>
-              </w:rPr>
-            </w:pPr>
-            <w:r>
-              <w:rPr>
+                <w:rFonts w:ascii="Aptos" w:hAnsi="Aptos"/>
+                <w:b/>
+              </w:rPr>
+            </w:pPr>
+            <w:r>
+              <w:rPr>
+                <w:rFonts w:ascii="Aptos" w:hAnsi="Aptos"/>
                 <w:b/>
               </w:rPr>
               <w:t>B</w:t>
@@ -2101,11 +2219,13 @@
           <w:p>
             <w:pPr>
               <w:rPr>
-                <w:b/>
-              </w:rPr>
-            </w:pPr>
-            <w:r>
-              <w:rPr>
+                <w:rFonts w:ascii="Aptos" w:hAnsi="Aptos"/>
+                <w:b/>
+              </w:rPr>
+            </w:pPr>
+            <w:r>
+              <w:rPr>
+                <w:rFonts w:ascii="Aptos" w:hAnsi="Aptos"/>
                 <w:b/>
               </w:rPr>
               <w:t>VALUTAZIONE DEL RISCHIO PER FATTORI (rischio stimato)</w:t>
@@ -2131,6 +2251,7 @@
           <w:p>
             <w:pPr>
               <w:rPr>
+                <w:rFonts w:ascii="Aptos" w:hAnsi="Aptos"/>
                 <w:b/>
                 <w:sz w:val="10"/>
                 <w:szCs w:val="10"/>
@@ -2155,13 +2276,15 @@
           <w:p>
             <w:pPr>
               <w:rPr>
-                <w:b/>
-                <w:sz w:val="20"/>
-                <w:szCs w:val="20"/>
-              </w:rPr>
-            </w:pPr>
-            <w:r>
-              <w:rPr>
+                <w:rFonts w:ascii="Aptos" w:hAnsi="Aptos"/>
+                <w:b/>
+                <w:sz w:val="20"/>
+                <w:szCs w:val="20"/>
+              </w:rPr>
+            </w:pPr>
+            <w:r>
+              <w:rPr>
+                <w:rFonts w:ascii="Aptos" w:hAnsi="Aptos"/>
                 <w:b/>
                 <w:sz w:val="20"/>
                 <w:szCs w:val="20"/>
@@ -2179,13 +2302,15 @@
           <w:p>
             <w:pPr>
               <w:rPr>
-                <w:b/>
-                <w:sz w:val="20"/>
-                <w:szCs w:val="20"/>
-              </w:rPr>
-            </w:pPr>
-            <w:r>
-              <w:rPr>
+                <w:rFonts w:ascii="Aptos" w:hAnsi="Aptos"/>
+                <w:b/>
+                <w:sz w:val="20"/>
+                <w:szCs w:val="20"/>
+              </w:rPr>
+            </w:pPr>
+            <w:r>
+              <w:rPr>
+                <w:rFonts w:ascii="Aptos" w:hAnsi="Aptos"/>
                 <w:b/>
                 <w:sz w:val="20"/>
                 <w:szCs w:val="20"/>
@@ -2207,13 +2332,15 @@
             <w:pPr>
               <w:jc w:val="center"/>
               <w:rPr>
-                <w:b/>
-                <w:sz w:val="20"/>
-                <w:szCs w:val="20"/>
-              </w:rPr>
-            </w:pPr>
-            <w:r>
-              <w:rPr>
+                <w:rFonts w:ascii="Aptos" w:hAnsi="Aptos"/>
+                <w:b/>
+                <w:sz w:val="20"/>
+                <w:szCs w:val="20"/>
+              </w:rPr>
+            </w:pPr>
+            <w:r>
+              <w:rPr>
+                <w:rFonts w:ascii="Aptos" w:hAnsi="Aptos"/>
                 <w:b/>
                 <w:sz w:val="20"/>
                 <w:szCs w:val="20"/>
@@ -2236,13 +2363,15 @@
             <w:pPr>
               <w:jc w:val="center"/>
               <w:rPr>
-                <w:b/>
-                <w:sz w:val="20"/>
-                <w:szCs w:val="20"/>
-              </w:rPr>
-            </w:pPr>
-            <w:r>
-              <w:rPr>
+                <w:rFonts w:ascii="Aptos" w:hAnsi="Aptos"/>
+                <w:b/>
+                <w:sz w:val="20"/>
+                <w:szCs w:val="20"/>
+              </w:rPr>
+            </w:pPr>
+            <w:r>
+              <w:rPr>
+                <w:rFonts w:ascii="Aptos" w:hAnsi="Aptos"/>
                 <w:b/>
                 <w:sz w:val="20"/>
                 <w:szCs w:val="20"/>
@@ -2266,13 +2395,15 @@
             <w:pPr>
               <w:jc w:val="center"/>
               <w:rPr>
-                <w:b/>
-                <w:sz w:val="20"/>
-                <w:szCs w:val="20"/>
-              </w:rPr>
-            </w:pPr>
-            <w:r>
-              <w:rPr>
+                <w:rFonts w:ascii="Aptos" w:hAnsi="Aptos"/>
+                <w:b/>
+                <w:sz w:val="20"/>
+                <w:szCs w:val="20"/>
+              </w:rPr>
+            </w:pPr>
+            <w:r>
+              <w:rPr>
+                <w:rFonts w:ascii="Aptos" w:hAnsi="Aptos"/>
                 <w:b/>
                 <w:sz w:val="20"/>
                 <w:szCs w:val="20"/>
@@ -2299,12 +2430,14 @@
             <w:pPr>
               <w:jc w:val="center"/>
               <w:rPr>
-                <w:sz w:val="20"/>
-                <w:szCs w:val="20"/>
-              </w:rPr>
-            </w:pPr>
-            <w:r>
-              <w:rPr>
+                <w:rFonts w:ascii="Aptos" w:hAnsi="Aptos"/>
+                <w:sz w:val="20"/>
+                <w:szCs w:val="20"/>
+              </w:rPr>
+            </w:pPr>
+            <w:r>
+              <w:rPr>
+                <w:rFonts w:ascii="Aptos" w:hAnsi="Aptos"/>
                 <w:sz w:val="20"/>
                 <w:szCs w:val="20"/>
               </w:rPr>
@@ -2322,12 +2455,14 @@
             <w:pPr>
               <w:jc w:val="center"/>
               <w:rPr>
-                <w:sz w:val="20"/>
-                <w:szCs w:val="20"/>
-              </w:rPr>
-            </w:pPr>
-            <w:r>
-              <w:rPr>
+                <w:rFonts w:ascii="Aptos" w:hAnsi="Aptos"/>
+                <w:sz w:val="20"/>
+                <w:szCs w:val="20"/>
+              </w:rPr>
+            </w:pPr>
+            <w:r>
+              <w:rPr>
+                <w:rFonts w:ascii="Aptos" w:hAnsi="Aptos"/>
                 <w:sz w:val="20"/>
                 <w:szCs w:val="20"/>
               </w:rPr>
@@ -2348,12 +2483,14 @@
             <w:pPr>
               <w:jc w:val="center"/>
               <w:rPr>
-                <w:sz w:val="20"/>
-                <w:szCs w:val="20"/>
-              </w:rPr>
-            </w:pPr>
-            <w:r>
-              <w:rPr>
+                <w:rFonts w:ascii="Aptos" w:hAnsi="Aptos"/>
+                <w:sz w:val="20"/>
+                <w:szCs w:val="20"/>
+              </w:rPr>
+            </w:pPr>
+            <w:r>
+              <w:rPr>
+                <w:rFonts w:ascii="Aptos" w:hAnsi="Aptos"/>
                 <w:sz w:val="20"/>
                 <w:szCs w:val="20"/>
               </w:rPr>
@@ -2375,6 +2512,7 @@
             <w:pPr>
               <w:jc w:val="center"/>
               <w:rPr>
+                <w:rFonts w:ascii="Aptos" w:hAnsi="Aptos"/>
                 <w:b/>
                 <w:sz w:val="28"/>
                 <w:szCs w:val="28"/>
@@ -2382,6 +2520,7 @@
             </w:pPr>
             <w:r>
               <w:rPr>
+                <w:rFonts w:ascii="Aptos" w:hAnsi="Aptos"/>
                 <w:b/>
                 <w:sz w:val="28"/>
                 <w:szCs w:val="28"/>
@@ -2403,13 +2542,15 @@
           <w:p>
             <w:pPr>
               <w:rPr>
-                <w:b/>
-                <w:sz w:val="16"/>
-                <w:szCs w:val="16"/>
-              </w:rPr>
-            </w:pPr>
-            <w:r>
-              <w:rPr>
+                <w:rFonts w:ascii="Aptos" w:hAnsi="Aptos"/>
+                <w:b/>
+                <w:sz w:val="16"/>
+                <w:szCs w:val="16"/>
+              </w:rPr>
+            </w:pPr>
+            <w:r>
+              <w:rPr>
+                <w:rFonts w:ascii="Aptos" w:hAnsi="Aptos"/>
                 <w:b/>
                 <w:sz w:val="16"/>
                 <w:szCs w:val="16"/>
@@ -2428,6 +2569,7 @@
             </w:r>
             <w:r>
               <w:rPr>
+                <w:rFonts w:ascii="Aptos" w:hAnsi="Aptos"/>
                 <w:b/>
                 <w:sz w:val="16"/>
                 <w:szCs w:val="16"/>
@@ -2436,13 +2578,15 @@
             </w:r>
             <w:r>
               <w:rPr>
-                <w:b/>
-                <w:sz w:val="16"/>
-                <w:szCs w:val="16"/>
-              </w:rPr>
-            </w:r>
-            <w:r>
-              <w:rPr>
+                <w:rFonts w:ascii="Aptos" w:hAnsi="Aptos"/>
+                <w:b/>
+                <w:sz w:val="16"/>
+                <w:szCs w:val="16"/>
+              </w:rPr>
+            </w:r>
+            <w:r>
+              <w:rPr>
+                <w:rFonts w:ascii="Aptos" w:hAnsi="Aptos"/>
                 <w:b/>
                 <w:sz w:val="16"/>
                 <w:szCs w:val="16"/>
@@ -2451,6 +2595,7 @@
             </w:r>
             <w:r>
               <w:rPr>
+                <w:rFonts w:ascii="Aptos" w:hAnsi="Aptos"/>
                 <w:b/>
                 <w:sz w:val="16"/>
                 <w:szCs w:val="16"/>
@@ -2461,13 +2606,15 @@
           <w:p>
             <w:pPr>
               <w:rPr>
-                <w:b/>
-                <w:sz w:val="16"/>
-                <w:szCs w:val="16"/>
-              </w:rPr>
-            </w:pPr>
-            <w:r>
-              <w:rPr>
+                <w:rFonts w:ascii="Aptos" w:hAnsi="Aptos"/>
+                <w:b/>
+                <w:sz w:val="16"/>
+                <w:szCs w:val="16"/>
+              </w:rPr>
+            </w:pPr>
+            <w:r>
+              <w:rPr>
+                <w:rFonts w:ascii="Aptos" w:hAnsi="Aptos"/>
                 <w:b/>
                 <w:sz w:val="16"/>
                 <w:szCs w:val="16"/>
@@ -2486,6 +2633,7 @@
             </w:r>
             <w:r>
               <w:rPr>
+                <w:rFonts w:ascii="Aptos" w:hAnsi="Aptos"/>
                 <w:b/>
                 <w:sz w:val="16"/>
                 <w:szCs w:val="16"/>
@@ -2494,13 +2642,15 @@
             </w:r>
             <w:r>
               <w:rPr>
-                <w:b/>
-                <w:sz w:val="16"/>
-                <w:szCs w:val="16"/>
-              </w:rPr>
-            </w:r>
-            <w:r>
-              <w:rPr>
+                <w:rFonts w:ascii="Aptos" w:hAnsi="Aptos"/>
+                <w:b/>
+                <w:sz w:val="16"/>
+                <w:szCs w:val="16"/>
+              </w:rPr>
+            </w:r>
+            <w:r>
+              <w:rPr>
+                <w:rFonts w:ascii="Aptos" w:hAnsi="Aptos"/>
                 <w:b/>
                 <w:sz w:val="16"/>
                 <w:szCs w:val="16"/>
@@ -2509,6 +2659,7 @@
             </w:r>
             <w:r>
               <w:rPr>
+                <w:rFonts w:ascii="Aptos" w:hAnsi="Aptos"/>
                 <w:b/>
                 <w:sz w:val="16"/>
                 <w:szCs w:val="16"/>
@@ -2519,13 +2670,15 @@
           <w:p>
             <w:pPr>
               <w:rPr>
-                <w:b/>
-                <w:sz w:val="16"/>
-                <w:szCs w:val="16"/>
-              </w:rPr>
-            </w:pPr>
-            <w:r>
-              <w:rPr>
+                <w:rFonts w:ascii="Aptos" w:hAnsi="Aptos"/>
+                <w:b/>
+                <w:sz w:val="16"/>
+                <w:szCs w:val="16"/>
+              </w:rPr>
+            </w:pPr>
+            <w:r>
+              <w:rPr>
+                <w:rFonts w:ascii="Aptos" w:hAnsi="Aptos"/>
                 <w:b/>
                 <w:sz w:val="16"/>
                 <w:szCs w:val="16"/>
@@ -2544,6 +2697,7 @@
             </w:r>
             <w:r>
               <w:rPr>
+                <w:rFonts w:ascii="Aptos" w:hAnsi="Aptos"/>
                 <w:b/>
                 <w:sz w:val="16"/>
                 <w:szCs w:val="16"/>
@@ -2552,13 +2706,15 @@
             </w:r>
             <w:r>
               <w:rPr>
-                <w:b/>
-                <w:sz w:val="16"/>
-                <w:szCs w:val="16"/>
-              </w:rPr>
-            </w:r>
-            <w:r>
-              <w:rPr>
+                <w:rFonts w:ascii="Aptos" w:hAnsi="Aptos"/>
+                <w:b/>
+                <w:sz w:val="16"/>
+                <w:szCs w:val="16"/>
+              </w:rPr>
+            </w:r>
+            <w:r>
+              <w:rPr>
+                <w:rFonts w:ascii="Aptos" w:hAnsi="Aptos"/>
                 <w:b/>
                 <w:sz w:val="16"/>
                 <w:szCs w:val="16"/>
@@ -2567,6 +2723,7 @@
             </w:r>
             <w:r>
               <w:rPr>
+                <w:rFonts w:ascii="Aptos" w:hAnsi="Aptos"/>
                 <w:b/>
                 <w:sz w:val="16"/>
                 <w:szCs w:val="16"/>
@@ -2577,13 +2734,15 @@
           <w:p>
             <w:pPr>
               <w:rPr>
-                <w:b/>
-                <w:sz w:val="16"/>
-                <w:szCs w:val="16"/>
-              </w:rPr>
-            </w:pPr>
-            <w:r>
-              <w:rPr>
+                <w:rFonts w:ascii="Aptos" w:hAnsi="Aptos"/>
+                <w:b/>
+                <w:sz w:val="16"/>
+                <w:szCs w:val="16"/>
+              </w:rPr>
+            </w:pPr>
+            <w:r>
+              <w:rPr>
+                <w:rFonts w:ascii="Aptos" w:hAnsi="Aptos"/>
                 <w:b/>
                 <w:sz w:val="16"/>
                 <w:szCs w:val="16"/>
@@ -2602,6 +2761,7 @@
             </w:r>
             <w:r>
               <w:rPr>
+                <w:rFonts w:ascii="Aptos" w:hAnsi="Aptos"/>
                 <w:b/>
                 <w:sz w:val="16"/>
                 <w:szCs w:val="16"/>
@@ -2610,13 +2770,15 @@
             </w:r>
             <w:r>
               <w:rPr>
-                <w:b/>
-                <w:sz w:val="16"/>
-                <w:szCs w:val="16"/>
-              </w:rPr>
-            </w:r>
-            <w:r>
-              <w:rPr>
+                <w:rFonts w:ascii="Aptos" w:hAnsi="Aptos"/>
+                <w:b/>
+                <w:sz w:val="16"/>
+                <w:szCs w:val="16"/>
+              </w:rPr>
+            </w:r>
+            <w:r>
+              <w:rPr>
+                <w:rFonts w:ascii="Aptos" w:hAnsi="Aptos"/>
                 <w:b/>
                 <w:sz w:val="16"/>
                 <w:szCs w:val="16"/>
@@ -2625,6 +2787,7 @@
             </w:r>
             <w:r>
               <w:rPr>
+                <w:rFonts w:ascii="Aptos" w:hAnsi="Aptos"/>
                 <w:b/>
                 <w:sz w:val="16"/>
                 <w:szCs w:val="16"/>
@@ -2635,13 +2798,15 @@
           <w:p>
             <w:pPr>
               <w:rPr>
-                <w:b/>
-                <w:sz w:val="16"/>
-                <w:szCs w:val="16"/>
-              </w:rPr>
-            </w:pPr>
-            <w:r>
-              <w:rPr>
+                <w:rFonts w:ascii="Aptos" w:hAnsi="Aptos"/>
+                <w:b/>
+                <w:sz w:val="16"/>
+                <w:szCs w:val="16"/>
+              </w:rPr>
+            </w:pPr>
+            <w:r>
+              <w:rPr>
+                <w:rFonts w:ascii="Aptos" w:hAnsi="Aptos"/>
                 <w:b/>
                 <w:sz w:val="16"/>
                 <w:szCs w:val="16"/>
@@ -2660,6 +2825,7 @@
             </w:r>
             <w:r>
               <w:rPr>
+                <w:rFonts w:ascii="Aptos" w:hAnsi="Aptos"/>
                 <w:b/>
                 <w:sz w:val="16"/>
                 <w:szCs w:val="16"/>
@@ -2668,13 +2834,15 @@
             </w:r>
             <w:r>
               <w:rPr>
-                <w:b/>
-                <w:sz w:val="16"/>
-                <w:szCs w:val="16"/>
-              </w:rPr>
-            </w:r>
-            <w:r>
-              <w:rPr>
+                <w:rFonts w:ascii="Aptos" w:hAnsi="Aptos"/>
+                <w:b/>
+                <w:sz w:val="16"/>
+                <w:szCs w:val="16"/>
+              </w:rPr>
+            </w:r>
+            <w:r>
+              <w:rPr>
+                <w:rFonts w:ascii="Aptos" w:hAnsi="Aptos"/>
                 <w:b/>
                 <w:sz w:val="16"/>
                 <w:szCs w:val="16"/>
@@ -2683,6 +2851,7 @@
             </w:r>
             <w:r>
               <w:rPr>
+                <w:rFonts w:ascii="Aptos" w:hAnsi="Aptos"/>
                 <w:b/>
                 <w:sz w:val="16"/>
                 <w:szCs w:val="16"/>
@@ -2704,13 +2873,15 @@
           <w:p>
             <w:pPr>
               <w:rPr>
-                <w:b/>
-                <w:sz w:val="16"/>
-                <w:szCs w:val="16"/>
-              </w:rPr>
-            </w:pPr>
-            <w:r>
-              <w:rPr>
+                <w:rFonts w:ascii="Aptos" w:hAnsi="Aptos"/>
+                <w:b/>
+                <w:sz w:val="16"/>
+                <w:szCs w:val="16"/>
+              </w:rPr>
+            </w:pPr>
+            <w:r>
+              <w:rPr>
+                <w:rFonts w:ascii="Aptos" w:hAnsi="Aptos"/>
                 <w:b/>
                 <w:sz w:val="16"/>
                 <w:szCs w:val="16"/>
@@ -2721,13 +2892,15 @@
           <w:p>
             <w:pPr>
               <w:rPr>
-                <w:b/>
-                <w:sz w:val="16"/>
-                <w:szCs w:val="16"/>
-              </w:rPr>
-            </w:pPr>
-            <w:r>
-              <w:rPr>
+                <w:rFonts w:ascii="Aptos" w:hAnsi="Aptos"/>
+                <w:b/>
+                <w:sz w:val="16"/>
+                <w:szCs w:val="16"/>
+              </w:rPr>
+            </w:pPr>
+            <w:r>
+              <w:rPr>
+                <w:rFonts w:ascii="Aptos" w:hAnsi="Aptos"/>
                 <w:b/>
                 <w:sz w:val="16"/>
                 <w:szCs w:val="16"/>
@@ -2738,13 +2911,15 @@
           <w:p>
             <w:pPr>
               <w:rPr>
-                <w:b/>
-                <w:sz w:val="16"/>
-                <w:szCs w:val="16"/>
-              </w:rPr>
-            </w:pPr>
-            <w:r>
-              <w:rPr>
+                <w:rFonts w:ascii="Aptos" w:hAnsi="Aptos"/>
+                <w:b/>
+                <w:sz w:val="16"/>
+                <w:szCs w:val="16"/>
+              </w:rPr>
+            </w:pPr>
+            <w:r>
+              <w:rPr>
+                <w:rFonts w:ascii="Aptos" w:hAnsi="Aptos"/>
                 <w:b/>
                 <w:sz w:val="16"/>
                 <w:szCs w:val="16"/>
@@ -2755,13 +2930,15 @@
           <w:p>
             <w:pPr>
               <w:rPr>
-                <w:b/>
-                <w:sz w:val="16"/>
-                <w:szCs w:val="16"/>
-              </w:rPr>
-            </w:pPr>
-            <w:r>
-              <w:rPr>
+                <w:rFonts w:ascii="Aptos" w:hAnsi="Aptos"/>
+                <w:b/>
+                <w:sz w:val="16"/>
+                <w:szCs w:val="16"/>
+              </w:rPr>
+            </w:pPr>
+            <w:r>
+              <w:rPr>
+                <w:rFonts w:ascii="Aptos" w:hAnsi="Aptos"/>
                 <w:b/>
                 <w:sz w:val="16"/>
                 <w:szCs w:val="16"/>
@@ -2772,13 +2949,15 @@
           <w:p>
             <w:pPr>
               <w:rPr>
-                <w:b/>
-                <w:sz w:val="16"/>
-                <w:szCs w:val="16"/>
-              </w:rPr>
-            </w:pPr>
-            <w:r>
-              <w:rPr>
+                <w:rFonts w:ascii="Aptos" w:hAnsi="Aptos"/>
+                <w:b/>
+                <w:sz w:val="16"/>
+                <w:szCs w:val="16"/>
+              </w:rPr>
+            </w:pPr>
+            <w:r>
+              <w:rPr>
+                <w:rFonts w:ascii="Aptos" w:hAnsi="Aptos"/>
                 <w:b/>
                 <w:sz w:val="16"/>
                 <w:szCs w:val="16"/>
@@ -2806,6 +2985,7 @@
           <w:p>
             <w:pPr>
               <w:rPr>
+                <w:rFonts w:ascii="Aptos" w:hAnsi="Aptos"/>
                 <w:b/>
                 <w:sz w:val="10"/>
                 <w:szCs w:val="10"/>
@@ -2832,11 +3012,13 @@
           <w:p>
             <w:pPr>
               <w:rPr>
-                <w:b/>
-              </w:rPr>
-            </w:pPr>
-            <w:r>
-              <w:rPr>
+                <w:rFonts w:ascii="Aptos" w:hAnsi="Aptos"/>
+                <w:b/>
+              </w:rPr>
+            </w:pPr>
+            <w:r>
+              <w:rPr>
+                <w:rFonts w:ascii="Aptos" w:hAnsi="Aptos"/>
                 <w:b/>
               </w:rPr>
               <w:t>C</w:t>
@@ -2858,11 +3040,13 @@
           <w:p>
             <w:pPr>
               <w:rPr>
-                <w:b/>
-              </w:rPr>
-            </w:pPr>
-            <w:r>
-              <w:rPr>
+                <w:rFonts w:ascii="Aptos" w:hAnsi="Aptos"/>
+                <w:b/>
+              </w:rPr>
+            </w:pPr>
+            <w:r>
+              <w:rPr>
+                <w:rFonts w:ascii="Aptos" w:hAnsi="Aptos"/>
                 <w:b/>
               </w:rPr>
               <w:t>VALUTAZIONE DEL RISCHIO MISURATO</w:t>
@@ -2884,13 +3068,15 @@
             <w:pPr>
               <w:jc w:val="center"/>
               <w:rPr>
-                <w:b/>
-                <w:sz w:val="16"/>
-                <w:szCs w:val="16"/>
-              </w:rPr>
-            </w:pPr>
-            <w:r>
-              <w:rPr>
+                <w:rFonts w:ascii="Aptos" w:hAnsi="Aptos"/>
+                <w:b/>
+                <w:sz w:val="16"/>
+                <w:szCs w:val="16"/>
+              </w:rPr>
+            </w:pPr>
+            <w:r>
+              <w:rPr>
+                <w:rFonts w:ascii="Aptos" w:hAnsi="Aptos"/>
                 <w:b/>
                 <w:sz w:val="16"/>
                 <w:szCs w:val="16"/>
@@ -2899,6 +3085,7 @@
             </w:r>
             <w:r>
               <w:rPr>
+                <w:rFonts w:ascii="Aptos" w:hAnsi="Aptos"/>
                 <w:b/>
                 <w:sz w:val="16"/>
                 <w:szCs w:val="16"/>
@@ -2917,6 +3104,7 @@
             </w:r>
             <w:r>
               <w:rPr>
+                <w:rFonts w:ascii="Aptos" w:hAnsi="Aptos"/>
                 <w:b/>
                 <w:sz w:val="16"/>
                 <w:szCs w:val="16"/>
@@ -2925,13 +3113,15 @@
             </w:r>
             <w:r>
               <w:rPr>
-                <w:b/>
-                <w:sz w:val="16"/>
-                <w:szCs w:val="16"/>
-              </w:rPr>
-            </w:r>
-            <w:r>
-              <w:rPr>
+                <w:rFonts w:ascii="Aptos" w:hAnsi="Aptos"/>
+                <w:b/>
+                <w:sz w:val="16"/>
+                <w:szCs w:val="16"/>
+              </w:rPr>
+            </w:r>
+            <w:r>
+              <w:rPr>
+                <w:rFonts w:ascii="Aptos" w:hAnsi="Aptos"/>
                 <w:b/>
                 <w:sz w:val="16"/>
                 <w:szCs w:val="16"/>
@@ -2940,6 +3130,7 @@
             </w:r>
             <w:r>
               <w:rPr>
+                <w:rFonts w:ascii="Aptos" w:hAnsi="Aptos"/>
                 <w:b/>
                 <w:sz w:val="16"/>
                 <w:szCs w:val="16"/>
@@ -2948,6 +3139,7 @@
             </w:r>
             <w:r>
               <w:rPr>
+                <w:rFonts w:ascii="Aptos" w:hAnsi="Aptos"/>
                 <w:b/>
                 <w:sz w:val="16"/>
                 <w:szCs w:val="16"/>
@@ -2956,6 +3148,7 @@
             </w:r>
             <w:r>
               <w:rPr>
+                <w:rFonts w:ascii="Aptos" w:hAnsi="Aptos"/>
                 <w:b/>
                 <w:sz w:val="16"/>
                 <w:szCs w:val="16"/>
@@ -2975,6 +3168,7 @@
             </w:r>
             <w:r>
               <w:rPr>
+                <w:rFonts w:ascii="Aptos" w:hAnsi="Aptos"/>
                 <w:b/>
                 <w:sz w:val="16"/>
                 <w:szCs w:val="16"/>
@@ -2983,13 +3177,15 @@
             </w:r>
             <w:r>
               <w:rPr>
-                <w:b/>
-                <w:sz w:val="16"/>
-                <w:szCs w:val="16"/>
-              </w:rPr>
-            </w:r>
-            <w:r>
-              <w:rPr>
+                <w:rFonts w:ascii="Aptos" w:hAnsi="Aptos"/>
+                <w:b/>
+                <w:sz w:val="16"/>
+                <w:szCs w:val="16"/>
+              </w:rPr>
+            </w:r>
+            <w:r>
+              <w:rPr>
+                <w:rFonts w:ascii="Aptos" w:hAnsi="Aptos"/>
                 <w:b/>
                 <w:sz w:val="16"/>
                 <w:szCs w:val="16"/>
@@ -2998,6 +3194,7 @@
             </w:r>
             <w:r>
               <w:rPr>
+                <w:rFonts w:ascii="Aptos" w:hAnsi="Aptos"/>
                 <w:b/>
                 <w:sz w:val="16"/>
                 <w:szCs w:val="16"/>
@@ -3006,6 +3203,7 @@
             </w:r>
             <w:r>
               <w:rPr>
+                <w:rFonts w:ascii="Aptos" w:hAnsi="Aptos"/>
                 <w:b/>
                 <w:sz w:val="16"/>
                 <w:szCs w:val="16"/>
@@ -3033,6 +3231,7 @@
           <w:p>
             <w:pPr>
               <w:rPr>
+                <w:rFonts w:ascii="Aptos" w:hAnsi="Aptos"/>
                 <w:b/>
                 <w:sz w:val="10"/>
                 <w:szCs w:val="10"/>
@@ -3059,6 +3258,7 @@
           <w:p>
             <w:pPr>
               <w:rPr>
+                <w:rFonts w:ascii="Aptos" w:hAnsi="Aptos"/>
                 <w:b/>
                 <w:sz w:val="10"/>
                 <w:szCs w:val="10"/>
@@ -3085,11 +3285,13 @@
           <w:p>
             <w:pPr>
               <w:rPr>
-                <w:b/>
-              </w:rPr>
-            </w:pPr>
-            <w:r>
-              <w:rPr>
+                <w:rFonts w:ascii="Aptos" w:hAnsi="Aptos"/>
+                <w:b/>
+              </w:rPr>
+            </w:pPr>
+            <w:r>
+              <w:rPr>
+                <w:rFonts w:ascii="Aptos" w:hAnsi="Aptos"/>
                 <w:b/>
               </w:rPr>
               <w:t>D</w:t>
@@ -3110,11 +3312,13 @@
           <w:p>
             <w:pPr>
               <w:rPr>
-                <w:b/>
-              </w:rPr>
-            </w:pPr>
-            <w:r>
-              <w:rPr>
+                <w:rFonts w:ascii="Aptos" w:hAnsi="Aptos"/>
+                <w:b/>
+              </w:rPr>
+            </w:pPr>
+            <w:r>
+              <w:rPr>
+                <w:rFonts w:ascii="Aptos" w:hAnsi="Aptos"/>
                 <w:b/>
               </w:rPr>
               <w:t>MISURE DI PREVENZIONE E PROTEZIONE (artt. 224, 225)</w:t>
@@ -3141,6 +3345,7 @@
           <w:p>
             <w:pPr>
               <w:rPr>
+                <w:rFonts w:ascii="Aptos" w:hAnsi="Aptos"/>
                 <w:b/>
                 <w:sz w:val="10"/>
                 <w:szCs w:val="10"/>
@@ -3167,12 +3372,14 @@
           <w:p>
             <w:pPr>
               <w:rPr>
-                <w:sz w:val="16"/>
-                <w:szCs w:val="16"/>
-              </w:rPr>
-            </w:pPr>
-            <w:r>
-              <w:rPr>
+                <w:rFonts w:ascii="Aptos" w:hAnsi="Aptos"/>
+                <w:sz w:val="16"/>
+                <w:szCs w:val="16"/>
+              </w:rPr>
+            </w:pPr>
+            <w:r>
+              <w:rPr>
+                <w:rFonts w:ascii="Aptos" w:hAnsi="Aptos"/>
                 <w:b/>
                 <w:sz w:val="16"/>
                 <w:szCs w:val="16"/>
@@ -3191,6 +3398,7 @@
             </w:r>
             <w:r>
               <w:rPr>
+                <w:rFonts w:ascii="Aptos" w:hAnsi="Aptos"/>
                 <w:b/>
                 <w:sz w:val="16"/>
                 <w:szCs w:val="16"/>
@@ -3199,13 +3407,15 @@
             </w:r>
             <w:r>
               <w:rPr>
-                <w:b/>
-                <w:sz w:val="16"/>
-                <w:szCs w:val="16"/>
-              </w:rPr>
-            </w:r>
-            <w:r>
-              <w:rPr>
+                <w:rFonts w:ascii="Aptos" w:hAnsi="Aptos"/>
+                <w:b/>
+                <w:sz w:val="16"/>
+                <w:szCs w:val="16"/>
+              </w:rPr>
+            </w:r>
+            <w:r>
+              <w:rPr>
+                <w:rFonts w:ascii="Aptos" w:hAnsi="Aptos"/>
                 <w:b/>
                 <w:sz w:val="16"/>
                 <w:szCs w:val="16"/>
@@ -3214,6 +3424,7 @@
             </w:r>
             <w:r>
               <w:rPr>
+                <w:rFonts w:ascii="Aptos" w:hAnsi="Aptos"/>
                 <w:b/>
                 <w:sz w:val="16"/>
                 <w:szCs w:val="16"/>
@@ -3222,6 +3433,7 @@
             </w:r>
             <w:r>
               <w:rPr>
+                <w:rFonts w:ascii="Aptos" w:hAnsi="Aptos"/>
                 <w:b/>
                 <w:sz w:val="16"/>
                 <w:szCs w:val="16"/>
@@ -3230,6 +3442,7 @@
             </w:r>
             <w:r>
               <w:rPr>
+                <w:rFonts w:ascii="Aptos" w:hAnsi="Aptos"/>
                 <w:sz w:val="16"/>
                 <w:szCs w:val="16"/>
               </w:rPr>
@@ -3239,12 +3452,14 @@
           <w:p>
             <w:pPr>
               <w:rPr>
-                <w:sz w:val="16"/>
-                <w:szCs w:val="16"/>
-              </w:rPr>
-            </w:pPr>
-            <w:r>
-              <w:rPr>
+                <w:rFonts w:ascii="Aptos" w:hAnsi="Aptos"/>
+                <w:sz w:val="16"/>
+                <w:szCs w:val="16"/>
+              </w:rPr>
+            </w:pPr>
+            <w:r>
+              <w:rPr>
+                <w:rFonts w:ascii="Aptos" w:hAnsi="Aptos"/>
                 <w:sz w:val="16"/>
                 <w:szCs w:val="16"/>
               </w:rPr>
@@ -3262,6 +3477,7 @@
             </w:r>
             <w:r>
               <w:rPr>
+                <w:rFonts w:ascii="Aptos" w:hAnsi="Aptos"/>
                 <w:sz w:val="16"/>
                 <w:szCs w:val="16"/>
               </w:rPr>
@@ -3269,12 +3485,14 @@
             </w:r>
             <w:r>
               <w:rPr>
-                <w:sz w:val="16"/>
-                <w:szCs w:val="16"/>
-              </w:rPr>
-            </w:r>
-            <w:r>
-              <w:rPr>
+                <w:rFonts w:ascii="Aptos" w:hAnsi="Aptos"/>
+                <w:sz w:val="16"/>
+                <w:szCs w:val="16"/>
+              </w:rPr>
+            </w:r>
+            <w:r>
+              <w:rPr>
+                <w:rFonts w:ascii="Aptos" w:hAnsi="Aptos"/>
                 <w:sz w:val="16"/>
                 <w:szCs w:val="16"/>
               </w:rPr>
@@ -3282,6 +3500,7 @@
             </w:r>
             <w:r>
               <w:rPr>
+                <w:rFonts w:ascii="Aptos" w:hAnsi="Aptos"/>
                 <w:sz w:val="16"/>
                 <w:szCs w:val="16"/>
               </w:rPr>
@@ -3289,6 +3508,7 @@
             </w:r>
             <w:r>
               <w:rPr>
+                <w:rFonts w:ascii="Aptos" w:hAnsi="Aptos"/>
                 <w:sz w:val="16"/>
                 <w:szCs w:val="16"/>
               </w:rPr>
@@ -3298,13 +3518,15 @@
           <w:p>
             <w:pPr>
               <w:rPr>
-                <w:b/>
-                <w:sz w:val="16"/>
-                <w:szCs w:val="16"/>
-              </w:rPr>
-            </w:pPr>
-            <w:r>
-              <w:rPr>
+                <w:rFonts w:ascii="Aptos" w:hAnsi="Aptos"/>
+                <w:b/>
+                <w:sz w:val="16"/>
+                <w:szCs w:val="16"/>
+              </w:rPr>
+            </w:pPr>
+            <w:r>
+              <w:rPr>
+                <w:rFonts w:ascii="Aptos" w:hAnsi="Aptos"/>
                 <w:sz w:val="16"/>
                 <w:szCs w:val="16"/>
               </w:rPr>
@@ -3322,6 +3544,7 @@
             </w:r>
             <w:r>
               <w:rPr>
+                <w:rFonts w:ascii="Aptos" w:hAnsi="Aptos"/>
                 <w:sz w:val="16"/>
                 <w:szCs w:val="16"/>
               </w:rPr>
@@ -3329,12 +3552,14 @@
             </w:r>
             <w:r>
               <w:rPr>
-                <w:sz w:val="16"/>
-                <w:szCs w:val="16"/>
-              </w:rPr>
-            </w:r>
-            <w:r>
-              <w:rPr>
+                <w:rFonts w:ascii="Aptos" w:hAnsi="Aptos"/>
+                <w:sz w:val="16"/>
+                <w:szCs w:val="16"/>
+              </w:rPr>
+            </w:r>
+            <w:r>
+              <w:rPr>
+                <w:rFonts w:ascii="Aptos" w:hAnsi="Aptos"/>
                 <w:sz w:val="16"/>
                 <w:szCs w:val="16"/>
               </w:rPr>
@@ -3342,6 +3567,7 @@
             </w:r>
             <w:r>
               <w:rPr>
+                <w:rFonts w:ascii="Aptos" w:hAnsi="Aptos"/>
                 <w:sz w:val="16"/>
                 <w:szCs w:val="16"/>
               </w:rPr>
@@ -3349,6 +3575,7 @@
             </w:r>
             <w:r>
               <w:rPr>
+                <w:rFonts w:ascii="Aptos" w:hAnsi="Aptos"/>
                 <w:sz w:val="16"/>
                 <w:szCs w:val="16"/>
               </w:rPr>
@@ -3358,13 +3585,15 @@
           <w:p>
             <w:pPr>
               <w:rPr>
-                <w:b/>
-                <w:sz w:val="16"/>
-                <w:szCs w:val="16"/>
-              </w:rPr>
-            </w:pPr>
-            <w:r>
-              <w:rPr>
+                <w:rFonts w:ascii="Aptos" w:hAnsi="Aptos"/>
+                <w:b/>
+                <w:sz w:val="16"/>
+                <w:szCs w:val="16"/>
+              </w:rPr>
+            </w:pPr>
+            <w:r>
+              <w:rPr>
+                <w:rFonts w:ascii="Aptos" w:hAnsi="Aptos"/>
                 <w:b/>
                 <w:sz w:val="16"/>
                 <w:szCs w:val="16"/>
@@ -3383,6 +3612,7 @@
             </w:r>
             <w:r>
               <w:rPr>
+                <w:rFonts w:ascii="Aptos" w:hAnsi="Aptos"/>
                 <w:b/>
                 <w:sz w:val="16"/>
                 <w:szCs w:val="16"/>
@@ -3391,13 +3621,15 @@
             </w:r>
             <w:r>
               <w:rPr>
-                <w:b/>
-                <w:sz w:val="16"/>
-                <w:szCs w:val="16"/>
-              </w:rPr>
-            </w:r>
-            <w:r>
-              <w:rPr>
+                <w:rFonts w:ascii="Aptos" w:hAnsi="Aptos"/>
+                <w:b/>
+                <w:sz w:val="16"/>
+                <w:szCs w:val="16"/>
+              </w:rPr>
+            </w:r>
+            <w:r>
+              <w:rPr>
+                <w:rFonts w:ascii="Aptos" w:hAnsi="Aptos"/>
                 <w:b/>
                 <w:sz w:val="16"/>
                 <w:szCs w:val="16"/>
@@ -3406,6 +3638,7 @@
             </w:r>
             <w:r>
               <w:rPr>
+                <w:rFonts w:ascii="Aptos" w:hAnsi="Aptos"/>
                 <w:b/>
                 <w:sz w:val="16"/>
                 <w:szCs w:val="16"/>
@@ -3414,6 +3647,7 @@
             </w:r>
             <w:r>
               <w:rPr>
+                <w:rFonts w:ascii="Aptos" w:hAnsi="Aptos"/>
                 <w:sz w:val="16"/>
                 <w:szCs w:val="16"/>
               </w:rPr>
@@ -3423,12 +3657,14 @@
           <w:p>
             <w:pPr>
               <w:rPr>
-                <w:sz w:val="16"/>
-                <w:szCs w:val="16"/>
-              </w:rPr>
-            </w:pPr>
-            <w:r>
-              <w:rPr>
+                <w:rFonts w:ascii="Aptos" w:hAnsi="Aptos"/>
+                <w:sz w:val="16"/>
+                <w:szCs w:val="16"/>
+              </w:rPr>
+            </w:pPr>
+            <w:r>
+              <w:rPr>
+                <w:rFonts w:ascii="Aptos" w:hAnsi="Aptos"/>
                 <w:sz w:val="16"/>
                 <w:szCs w:val="16"/>
               </w:rPr>
@@ -3447,6 +3683,7 @@
             </w:r>
             <w:r>
               <w:rPr>
+                <w:rFonts w:ascii="Aptos" w:hAnsi="Aptos"/>
                 <w:sz w:val="16"/>
                 <w:szCs w:val="16"/>
               </w:rPr>
@@ -3454,12 +3691,14 @@
             </w:r>
             <w:r>
               <w:rPr>
-                <w:sz w:val="16"/>
-                <w:szCs w:val="16"/>
-              </w:rPr>
-            </w:r>
-            <w:r>
-              <w:rPr>
+                <w:rFonts w:ascii="Aptos" w:hAnsi="Aptos"/>
+                <w:sz w:val="16"/>
+                <w:szCs w:val="16"/>
+              </w:rPr>
+            </w:r>
+            <w:r>
+              <w:rPr>
+                <w:rFonts w:ascii="Aptos" w:hAnsi="Aptos"/>
                 <w:sz w:val="16"/>
                 <w:szCs w:val="16"/>
               </w:rPr>
@@ -3467,6 +3706,7 @@
             </w:r>
             <w:r>
               <w:rPr>
+                <w:rFonts w:ascii="Aptos" w:hAnsi="Aptos"/>
                 <w:sz w:val="16"/>
                 <w:szCs w:val="16"/>
               </w:rPr>
@@ -3474,6 +3714,7 @@
             </w:r>
             <w:r>
               <w:rPr>
+                <w:rFonts w:ascii="Aptos" w:hAnsi="Aptos"/>
                 <w:sz w:val="16"/>
                 <w:szCs w:val="16"/>
               </w:rPr>
@@ -3483,12 +3724,14 @@
           <w:p>
             <w:pPr>
               <w:rPr>
-                <w:sz w:val="16"/>
-                <w:szCs w:val="16"/>
-              </w:rPr>
-            </w:pPr>
-            <w:r>
-              <w:rPr>
+                <w:rFonts w:ascii="Aptos" w:hAnsi="Aptos"/>
+                <w:sz w:val="16"/>
+                <w:szCs w:val="16"/>
+              </w:rPr>
+            </w:pPr>
+            <w:r>
+              <w:rPr>
+                <w:rFonts w:ascii="Aptos" w:hAnsi="Aptos"/>
                 <w:sz w:val="16"/>
                 <w:szCs w:val="16"/>
               </w:rPr>
@@ -3506,6 +3749,7 @@
             </w:r>
             <w:r>
               <w:rPr>
+                <w:rFonts w:ascii="Aptos" w:hAnsi="Aptos"/>
                 <w:sz w:val="16"/>
                 <w:szCs w:val="16"/>
               </w:rPr>
@@ -3513,12 +3757,14 @@
             </w:r>
             <w:r>
               <w:rPr>
-                <w:sz w:val="16"/>
-                <w:szCs w:val="16"/>
-              </w:rPr>
-            </w:r>
-            <w:r>
-              <w:rPr>
+                <w:rFonts w:ascii="Aptos" w:hAnsi="Aptos"/>
+                <w:sz w:val="16"/>
+                <w:szCs w:val="16"/>
+              </w:rPr>
+            </w:r>
+            <w:r>
+              <w:rPr>
+                <w:rFonts w:ascii="Aptos" w:hAnsi="Aptos"/>
                 <w:sz w:val="16"/>
                 <w:szCs w:val="16"/>
               </w:rPr>
@@ -3526,6 +3772,7 @@
             </w:r>
             <w:r>
               <w:rPr>
+                <w:rFonts w:ascii="Aptos" w:hAnsi="Aptos"/>
                 <w:sz w:val="16"/>
                 <w:szCs w:val="16"/>
               </w:rPr>
@@ -3533,6 +3780,7 @@
             </w:r>
             <w:r>
               <w:rPr>
+                <w:rFonts w:ascii="Aptos" w:hAnsi="Aptos"/>
                 <w:sz w:val="16"/>
                 <w:szCs w:val="16"/>
               </w:rPr>
@@ -3542,12 +3790,14 @@
           <w:p>
             <w:pPr>
               <w:rPr>
-                <w:sz w:val="16"/>
-                <w:szCs w:val="16"/>
-              </w:rPr>
-            </w:pPr>
-            <w:r>
-              <w:rPr>
+                <w:rFonts w:ascii="Aptos" w:hAnsi="Aptos"/>
+                <w:sz w:val="16"/>
+                <w:szCs w:val="16"/>
+              </w:rPr>
+            </w:pPr>
+            <w:r>
+              <w:rPr>
+                <w:rFonts w:ascii="Aptos" w:hAnsi="Aptos"/>
                 <w:sz w:val="16"/>
                 <w:szCs w:val="16"/>
               </w:rPr>
@@ -3565,6 +3815,7 @@
             </w:r>
             <w:r>
               <w:rPr>
+                <w:rFonts w:ascii="Aptos" w:hAnsi="Aptos"/>
                 <w:sz w:val="16"/>
                 <w:szCs w:val="16"/>
               </w:rPr>
@@ -3572,12 +3823,14 @@
             </w:r>
             <w:r>
               <w:rPr>
-                <w:sz w:val="16"/>
-                <w:szCs w:val="16"/>
-              </w:rPr>
-            </w:r>
-            <w:r>
-              <w:rPr>
+                <w:rFonts w:ascii="Aptos" w:hAnsi="Aptos"/>
+                <w:sz w:val="16"/>
+                <w:szCs w:val="16"/>
+              </w:rPr>
+            </w:r>
+            <w:r>
+              <w:rPr>
+                <w:rFonts w:ascii="Aptos" w:hAnsi="Aptos"/>
                 <w:sz w:val="16"/>
                 <w:szCs w:val="16"/>
               </w:rPr>
@@ -3585,6 +3838,7 @@
             </w:r>
             <w:r>
               <w:rPr>
+                <w:rFonts w:ascii="Aptos" w:hAnsi="Aptos"/>
                 <w:sz w:val="16"/>
                 <w:szCs w:val="16"/>
               </w:rPr>
@@ -3592,6 +3846,7 @@
             </w:r>
             <w:r>
               <w:rPr>
+                <w:rFonts w:ascii="Aptos" w:hAnsi="Aptos"/>
                 <w:sz w:val="16"/>
                 <w:szCs w:val="16"/>
               </w:rPr>
@@ -3610,12 +3865,14 @@
           <w:p>
             <w:pPr>
               <w:rPr>
-                <w:sz w:val="16"/>
-                <w:szCs w:val="16"/>
-              </w:rPr>
-            </w:pPr>
-            <w:r>
-              <w:rPr>
+                <w:rFonts w:ascii="Aptos" w:hAnsi="Aptos"/>
+                <w:sz w:val="16"/>
+                <w:szCs w:val="16"/>
+              </w:rPr>
+            </w:pPr>
+            <w:r>
+              <w:rPr>
+                <w:rFonts w:ascii="Aptos" w:hAnsi="Aptos"/>
                 <w:sz w:val="16"/>
                 <w:szCs w:val="16"/>
               </w:rPr>
@@ -3633,6 +3890,7 @@
             </w:r>
             <w:r>
               <w:rPr>
+                <w:rFonts w:ascii="Aptos" w:hAnsi="Aptos"/>
                 <w:sz w:val="16"/>
                 <w:szCs w:val="16"/>
               </w:rPr>
@@ -3640,12 +3898,14 @@
             </w:r>
             <w:r>
               <w:rPr>
-                <w:sz w:val="16"/>
-                <w:szCs w:val="16"/>
-              </w:rPr>
-            </w:r>
-            <w:r>
-              <w:rPr>
+                <w:rFonts w:ascii="Aptos" w:hAnsi="Aptos"/>
+                <w:sz w:val="16"/>
+                <w:szCs w:val="16"/>
+              </w:rPr>
+            </w:r>
+            <w:r>
+              <w:rPr>
+                <w:rFonts w:ascii="Aptos" w:hAnsi="Aptos"/>
                 <w:sz w:val="16"/>
                 <w:szCs w:val="16"/>
               </w:rPr>
@@ -3653,6 +3913,7 @@
             </w:r>
             <w:r>
               <w:rPr>
+                <w:rFonts w:ascii="Aptos" w:hAnsi="Aptos"/>
                 <w:sz w:val="16"/>
                 <w:szCs w:val="16"/>
               </w:rPr>
@@ -3660,6 +3921,7 @@
             </w:r>
             <w:r>
               <w:rPr>
+                <w:rFonts w:ascii="Aptos" w:hAnsi="Aptos"/>
                 <w:sz w:val="16"/>
                 <w:szCs w:val="16"/>
               </w:rPr>
@@ -3669,12 +3931,14 @@
           <w:p>
             <w:pPr>
               <w:rPr>
-                <w:sz w:val="16"/>
-                <w:szCs w:val="16"/>
-              </w:rPr>
-            </w:pPr>
-            <w:r>
-              <w:rPr>
+                <w:rFonts w:ascii="Aptos" w:hAnsi="Aptos"/>
+                <w:sz w:val="16"/>
+                <w:szCs w:val="16"/>
+              </w:rPr>
+            </w:pPr>
+            <w:r>
+              <w:rPr>
+                <w:rFonts w:ascii="Aptos" w:hAnsi="Aptos"/>
                 <w:sz w:val="16"/>
                 <w:szCs w:val="16"/>
               </w:rPr>
@@ -3693,6 +3957,7 @@
             </w:r>
             <w:r>
               <w:rPr>
+                <w:rFonts w:ascii="Aptos" w:hAnsi="Aptos"/>
                 <w:sz w:val="16"/>
                 <w:szCs w:val="16"/>
               </w:rPr>
@@ -3700,12 +3965,14 @@
             </w:r>
             <w:r>
               <w:rPr>
-                <w:sz w:val="16"/>
-                <w:szCs w:val="16"/>
-              </w:rPr>
-            </w:r>
-            <w:r>
-              <w:rPr>
+                <w:rFonts w:ascii="Aptos" w:hAnsi="Aptos"/>
+                <w:sz w:val="16"/>
+                <w:szCs w:val="16"/>
+              </w:rPr>
+            </w:r>
+            <w:r>
+              <w:rPr>
+                <w:rFonts w:ascii="Aptos" w:hAnsi="Aptos"/>
                 <w:sz w:val="16"/>
                 <w:szCs w:val="16"/>
               </w:rPr>
@@ -3713,6 +3980,7 @@
             </w:r>
             <w:r>
               <w:rPr>
+                <w:rFonts w:ascii="Aptos" w:hAnsi="Aptos"/>
                 <w:sz w:val="16"/>
                 <w:szCs w:val="16"/>
               </w:rPr>
@@ -3720,6 +3988,7 @@
             </w:r>
             <w:r>
               <w:rPr>
+                <w:rFonts w:ascii="Aptos" w:hAnsi="Aptos"/>
                 <w:sz w:val="16"/>
                 <w:szCs w:val="16"/>
               </w:rPr>
@@ -3729,13 +3998,15 @@
           <w:p>
             <w:pPr>
               <w:rPr>
-                <w:b/>
-                <w:sz w:val="16"/>
-                <w:szCs w:val="16"/>
-              </w:rPr>
-            </w:pPr>
-            <w:r>
-              <w:rPr>
+                <w:rFonts w:ascii="Aptos" w:hAnsi="Aptos"/>
+                <w:b/>
+                <w:sz w:val="16"/>
+                <w:szCs w:val="16"/>
+              </w:rPr>
+            </w:pPr>
+            <w:r>
+              <w:rPr>
+                <w:rFonts w:ascii="Aptos" w:hAnsi="Aptos"/>
                 <w:b/>
                 <w:sz w:val="16"/>
                 <w:szCs w:val="16"/>
@@ -3754,6 +4025,7 @@
             </w:r>
             <w:r>
               <w:rPr>
+                <w:rFonts w:ascii="Aptos" w:hAnsi="Aptos"/>
                 <w:b/>
                 <w:sz w:val="16"/>
                 <w:szCs w:val="16"/>
@@ -3762,13 +4034,15 @@
             </w:r>
             <w:r>
               <w:rPr>
-                <w:b/>
-                <w:sz w:val="16"/>
-                <w:szCs w:val="16"/>
-              </w:rPr>
-            </w:r>
-            <w:r>
-              <w:rPr>
+                <w:rFonts w:ascii="Aptos" w:hAnsi="Aptos"/>
+                <w:b/>
+                <w:sz w:val="16"/>
+                <w:szCs w:val="16"/>
+              </w:rPr>
+            </w:r>
+            <w:r>
+              <w:rPr>
+                <w:rFonts w:ascii="Aptos" w:hAnsi="Aptos"/>
                 <w:b/>
                 <w:sz w:val="16"/>
                 <w:szCs w:val="16"/>
@@ -3777,6 +4051,7 @@
             </w:r>
             <w:r>
               <w:rPr>
+                <w:rFonts w:ascii="Aptos" w:hAnsi="Aptos"/>
                 <w:b/>
                 <w:sz w:val="16"/>
                 <w:szCs w:val="16"/>
@@ -3785,6 +4060,7 @@
             </w:r>
             <w:r>
               <w:rPr>
+                <w:rFonts w:ascii="Aptos" w:hAnsi="Aptos"/>
                 <w:sz w:val="16"/>
                 <w:szCs w:val="16"/>
               </w:rPr>
@@ -3794,12 +4070,14 @@
           <w:p>
             <w:pPr>
               <w:rPr>
-                <w:sz w:val="16"/>
-                <w:szCs w:val="16"/>
-              </w:rPr>
-            </w:pPr>
-            <w:r>
-              <w:rPr>
+                <w:rFonts w:ascii="Aptos" w:hAnsi="Aptos"/>
+                <w:sz w:val="16"/>
+                <w:szCs w:val="16"/>
+              </w:rPr>
+            </w:pPr>
+            <w:r>
+              <w:rPr>
+                <w:rFonts w:ascii="Aptos" w:hAnsi="Aptos"/>
                 <w:sz w:val="16"/>
                 <w:szCs w:val="16"/>
               </w:rPr>
@@ -3818,6 +4096,7 @@
             <w:bookmarkStart w:id="2" w:name="Controllo4"/>
             <w:r>
               <w:rPr>
+                <w:rFonts w:ascii="Aptos" w:hAnsi="Aptos"/>
                 <w:sz w:val="16"/>
                 <w:szCs w:val="16"/>
               </w:rPr>
@@ -3825,12 +4104,22 @@
             </w:r>
             <w:r>
               <w:rPr>
-                <w:sz w:val="16"/>
-                <w:szCs w:val="16"/>
-              </w:rPr>
-            </w:r>
-            <w:r>
-              <w:rPr>
+                <w:rFonts w:ascii="Aptos" w:hAnsi="Aptos"/>
+                <w:sz w:val="16"/>
+                <w:szCs w:val="16"/>
+              </w:rPr>
+            </w:r>
+            <w:r>
+              <w:rPr>
+                <w:rFonts w:ascii="Aptos" w:hAnsi="Aptos"/>
+                <w:sz w:val="16"/>
+                <w:szCs w:val="16"/>
+              </w:rPr>
+              <w:fldChar w:fldCharType="separate"/>
+            </w:r>
+            <w:r>
+              <w:rPr>
+                <w:rFonts w:ascii="Aptos" w:hAnsi="Aptos"/>
                 <w:sz w:val="16"/>
                 <w:szCs w:val="16"/>
               </w:rPr>
@@ -3839,6 +4128,7 @@
             <w:bookmarkEnd w:id="2"/>
             <w:r>
               <w:rPr>
+                <w:rFonts w:ascii="Aptos" w:hAnsi="Aptos"/>
                 <w:sz w:val="16"/>
                 <w:szCs w:val="16"/>
               </w:rPr>
@@ -3848,12 +4138,14 @@
           <w:p>
             <w:pPr>
               <w:rPr>
-                <w:sz w:val="16"/>
-                <w:szCs w:val="16"/>
-              </w:rPr>
-            </w:pPr>
-            <w:r>
-              <w:rPr>
+                <w:rFonts w:ascii="Aptos" w:hAnsi="Aptos"/>
+                <w:sz w:val="16"/>
+                <w:szCs w:val="16"/>
+              </w:rPr>
+            </w:pPr>
+            <w:r>
+              <w:rPr>
+                <w:rFonts w:ascii="Aptos" w:hAnsi="Aptos"/>
                 <w:sz w:val="16"/>
                 <w:szCs w:val="16"/>
               </w:rPr>
@@ -3872,6 +4164,7 @@
             </w:r>
             <w:r>
               <w:rPr>
+                <w:rFonts w:ascii="Aptos" w:hAnsi="Aptos"/>
                 <w:sz w:val="16"/>
                 <w:szCs w:val="16"/>
               </w:rPr>
@@ -3879,12 +4172,14 @@
             </w:r>
             <w:r>
               <w:rPr>
-                <w:sz w:val="16"/>
-                <w:szCs w:val="16"/>
-              </w:rPr>
-            </w:r>
-            <w:r>
-              <w:rPr>
+                <w:rFonts w:ascii="Aptos" w:hAnsi="Aptos"/>
+                <w:sz w:val="16"/>
+                <w:szCs w:val="16"/>
+              </w:rPr>
+            </w:r>
+            <w:r>
+              <w:rPr>
+                <w:rFonts w:ascii="Aptos" w:hAnsi="Aptos"/>
                 <w:sz w:val="16"/>
                 <w:szCs w:val="16"/>
               </w:rPr>
@@ -3892,6 +4187,7 @@
             </w:r>
             <w:r>
               <w:rPr>
+                <w:rFonts w:ascii="Aptos" w:hAnsi="Aptos"/>
                 <w:sz w:val="16"/>
                 <w:szCs w:val="16"/>
               </w:rPr>
@@ -3899,6 +4195,7 @@
             </w:r>
             <w:r>
               <w:rPr>
+                <w:rFonts w:ascii="Aptos" w:hAnsi="Aptos"/>
                 <w:sz w:val="16"/>
                 <w:szCs w:val="16"/>
               </w:rPr>
@@ -3925,6 +4222,7 @@
           <w:p>
             <w:pPr>
               <w:rPr>
+                <w:rFonts w:ascii="Aptos" w:hAnsi="Aptos"/>
                 <w:b/>
                 <w:sz w:val="10"/>
                 <w:szCs w:val="10"/>
@@ -3951,11 +4249,13 @@
           <w:p>
             <w:pPr>
               <w:rPr>
-                <w:b/>
-              </w:rPr>
-            </w:pPr>
-            <w:r>
-              <w:rPr>
+                <w:rFonts w:ascii="Aptos" w:hAnsi="Aptos"/>
+                <w:b/>
+              </w:rPr>
+            </w:pPr>
+            <w:r>
+              <w:rPr>
+                <w:rFonts w:ascii="Aptos" w:hAnsi="Aptos"/>
                 <w:b/>
               </w:rPr>
               <w:t>E</w:t>
@@ -3976,11 +4276,13 @@
           <w:p>
             <w:pPr>
               <w:rPr>
-                <w:b/>
-              </w:rPr>
-            </w:pPr>
-            <w:r>
-              <w:rPr>
+                <w:rFonts w:ascii="Aptos" w:hAnsi="Aptos"/>
+                <w:b/>
+              </w:rPr>
+            </w:pPr>
+            <w:r>
+              <w:rPr>
+                <w:rFonts w:ascii="Aptos" w:hAnsi="Aptos"/>
                 <w:b/>
               </w:rPr>
               <w:t>DISPOSITIVI DI PROTEZIONE INDIVIDUALE</w:t>
@@ -4007,6 +4309,7 @@
           <w:p>
             <w:pPr>
               <w:rPr>
+                <w:rFonts w:ascii="Aptos" w:hAnsi="Aptos"/>
                 <w:b/>
                 <w:sz w:val="10"/>
                 <w:szCs w:val="10"/>
@@ -4023,19 +4326,20 @@
           <w:tcPr>
             <w:tcW w:w="2444" w:type="dxa"/>
             <w:gridSpan w:val="6"/>
-            <w:shd w:val="clear" w:color="auto" w:fill="auto"/>
           </w:tcPr>
           <w:p>
             <w:pPr>
               <w:jc w:val="center"/>
               <w:rPr>
-                <w:b/>
-                <w:sz w:val="20"/>
-                <w:szCs w:val="20"/>
-              </w:rPr>
-            </w:pPr>
-            <w:r>
-              <w:rPr>
+                <w:rFonts w:ascii="Aptos" w:hAnsi="Aptos"/>
+                <w:b/>
+                <w:sz w:val="20"/>
+                <w:szCs w:val="20"/>
+              </w:rPr>
+            </w:pPr>
+            <w:r>
+              <w:rPr>
+                <w:rFonts w:ascii="Aptos" w:hAnsi="Aptos"/>
                 <w:b/>
                 <w:sz w:val="20"/>
                 <w:szCs w:val="20"/>
@@ -4048,19 +4352,20 @@
           <w:tcPr>
             <w:tcW w:w="2326" w:type="dxa"/>
             <w:gridSpan w:val="5"/>
-            <w:shd w:val="clear" w:color="auto" w:fill="auto"/>
           </w:tcPr>
           <w:p>
             <w:pPr>
               <w:jc w:val="center"/>
               <w:rPr>
-                <w:b/>
-                <w:sz w:val="20"/>
-                <w:szCs w:val="20"/>
-              </w:rPr>
-            </w:pPr>
-            <w:r>
-              <w:rPr>
+                <w:rFonts w:ascii="Aptos" w:hAnsi="Aptos"/>
+                <w:b/>
+                <w:sz w:val="20"/>
+                <w:szCs w:val="20"/>
+              </w:rPr>
+            </w:pPr>
+            <w:r>
+              <w:rPr>
+                <w:rFonts w:ascii="Aptos" w:hAnsi="Aptos"/>
                 <w:b/>
                 <w:sz w:val="20"/>
                 <w:szCs w:val="20"/>
@@ -4073,19 +4378,20 @@
           <w:tcPr>
             <w:tcW w:w="2883" w:type="dxa"/>
             <w:gridSpan w:val="9"/>
-            <w:shd w:val="clear" w:color="auto" w:fill="auto"/>
           </w:tcPr>
           <w:p>
             <w:pPr>
               <w:jc w:val="center"/>
               <w:rPr>
-                <w:b/>
-                <w:sz w:val="20"/>
-                <w:szCs w:val="20"/>
-              </w:rPr>
-            </w:pPr>
-            <w:r>
-              <w:rPr>
+                <w:rFonts w:ascii="Aptos" w:hAnsi="Aptos"/>
+                <w:b/>
+                <w:sz w:val="20"/>
+                <w:szCs w:val="20"/>
+              </w:rPr>
+            </w:pPr>
+            <w:r>
+              <w:rPr>
+                <w:rFonts w:ascii="Aptos" w:hAnsi="Aptos"/>
                 <w:b/>
                 <w:sz w:val="20"/>
                 <w:szCs w:val="20"/>
@@ -4098,19 +4404,20 @@
           <w:tcPr>
             <w:tcW w:w="2141" w:type="dxa"/>
             <w:gridSpan w:val="2"/>
-            <w:shd w:val="clear" w:color="auto" w:fill="auto"/>
           </w:tcPr>
           <w:p>
             <w:pPr>
               <w:jc w:val="center"/>
               <w:rPr>
-                <w:b/>
-                <w:sz w:val="20"/>
-                <w:szCs w:val="20"/>
-              </w:rPr>
-            </w:pPr>
-            <w:r>
-              <w:rPr>
+                <w:rFonts w:ascii="Aptos" w:hAnsi="Aptos"/>
+                <w:b/>
+                <w:sz w:val="20"/>
+                <w:szCs w:val="20"/>
+              </w:rPr>
+            </w:pPr>
+            <w:r>
+              <w:rPr>
+                <w:rFonts w:ascii="Aptos" w:hAnsi="Aptos"/>
                 <w:b/>
                 <w:sz w:val="20"/>
                 <w:szCs w:val="20"/>
@@ -4128,17 +4435,18 @@
           <w:tcPr>
             <w:tcW w:w="2444" w:type="dxa"/>
             <w:gridSpan w:val="6"/>
-            <w:shd w:val="clear" w:color="auto" w:fill="auto"/>
-          </w:tcPr>
-          <w:p>
-            <w:pPr>
-              <w:rPr>
-                <w:sz w:val="16"/>
-                <w:szCs w:val="16"/>
-              </w:rPr>
-            </w:pPr>
-            <w:r>
-              <w:rPr>
+          </w:tcPr>
+          <w:p>
+            <w:pPr>
+              <w:rPr>
+                <w:rFonts w:ascii="Aptos" w:hAnsi="Aptos"/>
+                <w:sz w:val="16"/>
+                <w:szCs w:val="16"/>
+              </w:rPr>
+            </w:pPr>
+            <w:r>
+              <w:rPr>
+                <w:rFonts w:ascii="Aptos" w:hAnsi="Aptos"/>
                 <w:sz w:val="16"/>
                 <w:szCs w:val="16"/>
               </w:rPr>
@@ -4157,6 +4465,7 @@
             </w:r>
             <w:r>
               <w:rPr>
+                <w:rFonts w:ascii="Aptos" w:hAnsi="Aptos"/>
                 <w:sz w:val="16"/>
                 <w:szCs w:val="16"/>
               </w:rPr>
@@ -4164,12 +4473,14 @@
             </w:r>
             <w:r>
               <w:rPr>
-                <w:sz w:val="16"/>
-                <w:szCs w:val="16"/>
-              </w:rPr>
-            </w:r>
-            <w:r>
-              <w:rPr>
+                <w:rFonts w:ascii="Aptos" w:hAnsi="Aptos"/>
+                <w:sz w:val="16"/>
+                <w:szCs w:val="16"/>
+              </w:rPr>
+            </w:r>
+            <w:r>
+              <w:rPr>
+                <w:rFonts w:ascii="Aptos" w:hAnsi="Aptos"/>
                 <w:sz w:val="16"/>
                 <w:szCs w:val="16"/>
               </w:rPr>
@@ -4177,6 +4488,7 @@
             </w:r>
             <w:r>
               <w:rPr>
+                <w:rFonts w:ascii="Aptos" w:hAnsi="Aptos"/>
                 <w:sz w:val="16"/>
                 <w:szCs w:val="16"/>
               </w:rPr>
@@ -4184,6 +4496,7 @@
             </w:r>
             <w:r>
               <w:rPr>
+                <w:rFonts w:ascii="Aptos" w:hAnsi="Aptos"/>
                 <w:sz w:val="16"/>
                 <w:szCs w:val="16"/>
               </w:rPr>
@@ -4191,31 +4504,31 @@
             </w:r>
             <w:r>
               <w:rPr>
-                <w:sz w:val="16"/>
-                <w:szCs w:val="16"/>
-              </w:rPr>
-              <w:t>O</w:t>
-            </w:r>
-            <w:r>
-              <w:rPr>
-                <w:sz w:val="16"/>
-                <w:szCs w:val="16"/>
-              </w:rPr>
-              <w:t xml:space="preserve">cchiali a maschera </w:t>
-            </w:r>
-            <w:r>
-              <w:rPr>
-                <w:sz w:val="16"/>
-                <w:szCs w:val="16"/>
-              </w:rPr>
-              <w:t xml:space="preserve">e visiera </w:t>
-            </w:r>
-            <w:r>
-              <w:rPr>
-                <w:sz w:val="16"/>
-                <w:szCs w:val="16"/>
-              </w:rPr>
-              <w:t>EN 166</w:t>
+                <w:rFonts w:ascii="Aptos" w:hAnsi="Aptos"/>
+                <w:sz w:val="16"/>
+                <w:szCs w:val="16"/>
+              </w:rPr>
+              <w:t xml:space="preserve">Occhiali: </w:t>
+            </w:r>
+            <w:r>
+              <w:rPr>
+                <w:rFonts w:ascii="Aptos" w:hAnsi="Aptos"/>
+                <w:i/>
+                <w:iCs/>
+                <w:sz w:val="16"/>
+                <w:szCs w:val="16"/>
+              </w:rPr>
+              <w:t>UNI EN ISO 16321</w:t>
+            </w:r>
+            <w:r>
+              <w:rPr>
+                <w:rFonts w:ascii="Aptos" w:hAnsi="Aptos"/>
+                <w:i/>
+                <w:iCs/>
+                <w:sz w:val="16"/>
+                <w:szCs w:val="16"/>
+              </w:rPr>
+              <w:t xml:space="preserve"> </w:t>
             </w:r>
           </w:p>
         </w:tc>
@@ -4223,17 +4536,18 @@
           <w:tcPr>
             <w:tcW w:w="2326" w:type="dxa"/>
             <w:gridSpan w:val="5"/>
-            <w:shd w:val="clear" w:color="auto" w:fill="auto"/>
-          </w:tcPr>
-          <w:p>
-            <w:pPr>
-              <w:rPr>
-                <w:sz w:val="16"/>
-                <w:szCs w:val="16"/>
-              </w:rPr>
-            </w:pPr>
-            <w:r>
-              <w:rPr>
+          </w:tcPr>
+          <w:p>
+            <w:pPr>
+              <w:rPr>
+                <w:rFonts w:ascii="Aptos" w:hAnsi="Aptos"/>
+                <w:sz w:val="16"/>
+                <w:szCs w:val="16"/>
+              </w:rPr>
+            </w:pPr>
+            <w:r>
+              <w:rPr>
+                <w:rFonts w:ascii="Aptos" w:hAnsi="Aptos"/>
                 <w:sz w:val="16"/>
                 <w:szCs w:val="16"/>
               </w:rPr>
@@ -4252,6 +4566,7 @@
             </w:r>
             <w:r>
               <w:rPr>
+                <w:rFonts w:ascii="Aptos" w:hAnsi="Aptos"/>
                 <w:sz w:val="16"/>
                 <w:szCs w:val="16"/>
               </w:rPr>
@@ -4259,12 +4574,14 @@
             </w:r>
             <w:r>
               <w:rPr>
-                <w:sz w:val="16"/>
-                <w:szCs w:val="16"/>
-              </w:rPr>
-            </w:r>
-            <w:r>
-              <w:rPr>
+                <w:rFonts w:ascii="Aptos" w:hAnsi="Aptos"/>
+                <w:sz w:val="16"/>
+                <w:szCs w:val="16"/>
+              </w:rPr>
+            </w:r>
+            <w:r>
+              <w:rPr>
+                <w:rFonts w:ascii="Aptos" w:hAnsi="Aptos"/>
                 <w:sz w:val="16"/>
                 <w:szCs w:val="16"/>
               </w:rPr>
@@ -4272,6 +4589,7 @@
             </w:r>
             <w:r>
               <w:rPr>
+                <w:rFonts w:ascii="Aptos" w:hAnsi="Aptos"/>
                 <w:sz w:val="16"/>
                 <w:szCs w:val="16"/>
               </w:rPr>
@@ -4279,26 +4597,11 @@
             </w:r>
             <w:r>
               <w:rPr>
-                <w:sz w:val="16"/>
-                <w:szCs w:val="16"/>
-              </w:rPr>
-              <w:t xml:space="preserve"> Guanti rischi chimico/biologici (</w:t>
-            </w:r>
-            <w:proofErr w:type="spellStart"/>
-            <w:r>
-              <w:rPr>
-                <w:sz w:val="16"/>
-                <w:szCs w:val="16"/>
-              </w:rPr>
-              <w:t>rif.</w:t>
-            </w:r>
-            <w:proofErr w:type="spellEnd"/>
-            <w:r>
-              <w:rPr>
-                <w:sz w:val="16"/>
-                <w:szCs w:val="16"/>
-              </w:rPr>
-              <w:t xml:space="preserve"> Norma EN 374)</w:t>
+                <w:rFonts w:ascii="Aptos" w:hAnsi="Aptos"/>
+                <w:sz w:val="16"/>
+                <w:szCs w:val="16"/>
+              </w:rPr>
+              <w:t xml:space="preserve"> Guanti rischi chimico/biologici (rif. Norma EN 374)</w:t>
             </w:r>
           </w:p>
         </w:tc>
@@ -4306,17 +4609,18 @@
           <w:tcPr>
             <w:tcW w:w="2883" w:type="dxa"/>
             <w:gridSpan w:val="9"/>
-            <w:shd w:val="clear" w:color="auto" w:fill="auto"/>
-          </w:tcPr>
-          <w:p>
-            <w:pPr>
-              <w:rPr>
-                <w:sz w:val="16"/>
-                <w:szCs w:val="16"/>
-              </w:rPr>
-            </w:pPr>
-            <w:r>
-              <w:rPr>
+          </w:tcPr>
+          <w:p>
+            <w:pPr>
+              <w:rPr>
+                <w:rFonts w:ascii="Aptos" w:hAnsi="Aptos"/>
+                <w:sz w:val="16"/>
+                <w:szCs w:val="16"/>
+              </w:rPr>
+            </w:pPr>
+            <w:r>
+              <w:rPr>
+                <w:rFonts w:ascii="Aptos" w:hAnsi="Aptos"/>
                 <w:sz w:val="16"/>
                 <w:szCs w:val="16"/>
               </w:rPr>
@@ -4335,6 +4639,7 @@
             </w:r>
             <w:r>
               <w:rPr>
+                <w:rFonts w:ascii="Aptos" w:hAnsi="Aptos"/>
                 <w:sz w:val="16"/>
                 <w:szCs w:val="16"/>
               </w:rPr>
@@ -4342,12 +4647,14 @@
             </w:r>
             <w:r>
               <w:rPr>
-                <w:sz w:val="16"/>
-                <w:szCs w:val="16"/>
-              </w:rPr>
-            </w:r>
-            <w:r>
-              <w:rPr>
+                <w:rFonts w:ascii="Aptos" w:hAnsi="Aptos"/>
+                <w:sz w:val="16"/>
+                <w:szCs w:val="16"/>
+              </w:rPr>
+            </w:r>
+            <w:r>
+              <w:rPr>
+                <w:rFonts w:ascii="Aptos" w:hAnsi="Aptos"/>
                 <w:sz w:val="16"/>
                 <w:szCs w:val="16"/>
               </w:rPr>
@@ -4355,6 +4662,7 @@
             </w:r>
             <w:r>
               <w:rPr>
+                <w:rFonts w:ascii="Aptos" w:hAnsi="Aptos"/>
                 <w:sz w:val="16"/>
                 <w:szCs w:val="16"/>
               </w:rPr>
@@ -4362,6 +4670,7 @@
             </w:r>
             <w:r>
               <w:rPr>
+                <w:rFonts w:ascii="Aptos" w:hAnsi="Aptos"/>
                 <w:sz w:val="16"/>
                 <w:szCs w:val="16"/>
               </w:rPr>
@@ -4369,6 +4678,7 @@
             </w:r>
             <w:r>
               <w:rPr>
+                <w:rFonts w:ascii="Aptos" w:hAnsi="Aptos"/>
                 <w:sz w:val="16"/>
                 <w:szCs w:val="16"/>
               </w:rPr>
@@ -4380,17 +4690,18 @@
           <w:tcPr>
             <w:tcW w:w="2141" w:type="dxa"/>
             <w:gridSpan w:val="2"/>
-            <w:shd w:val="clear" w:color="auto" w:fill="auto"/>
-          </w:tcPr>
-          <w:p>
-            <w:pPr>
-              <w:rPr>
-                <w:sz w:val="16"/>
-                <w:szCs w:val="16"/>
-              </w:rPr>
-            </w:pPr>
-            <w:r>
-              <w:rPr>
+          </w:tcPr>
+          <w:p>
+            <w:pPr>
+              <w:rPr>
+                <w:rFonts w:ascii="Aptos" w:hAnsi="Aptos"/>
+                <w:sz w:val="16"/>
+                <w:szCs w:val="16"/>
+              </w:rPr>
+            </w:pPr>
+            <w:r>
+              <w:rPr>
+                <w:rFonts w:ascii="Aptos" w:hAnsi="Aptos"/>
                 <w:sz w:val="16"/>
                 <w:szCs w:val="16"/>
               </w:rPr>
@@ -4409,6 +4720,7 @@
             </w:r>
             <w:r>
               <w:rPr>
+                <w:rFonts w:ascii="Aptos" w:hAnsi="Aptos"/>
                 <w:sz w:val="16"/>
                 <w:szCs w:val="16"/>
               </w:rPr>
@@ -4416,12 +4728,14 @@
             </w:r>
             <w:r>
               <w:rPr>
-                <w:sz w:val="16"/>
-                <w:szCs w:val="16"/>
-              </w:rPr>
-            </w:r>
-            <w:r>
-              <w:rPr>
+                <w:rFonts w:ascii="Aptos" w:hAnsi="Aptos"/>
+                <w:sz w:val="16"/>
+                <w:szCs w:val="16"/>
+              </w:rPr>
+            </w:r>
+            <w:r>
+              <w:rPr>
+                <w:rFonts w:ascii="Aptos" w:hAnsi="Aptos"/>
                 <w:sz w:val="16"/>
                 <w:szCs w:val="16"/>
               </w:rPr>
@@ -4429,6 +4743,7 @@
             </w:r>
             <w:r>
               <w:rPr>
+                <w:rFonts w:ascii="Aptos" w:hAnsi="Aptos"/>
                 <w:sz w:val="16"/>
                 <w:szCs w:val="16"/>
               </w:rPr>
@@ -4436,6 +4751,7 @@
             </w:r>
             <w:r>
               <w:rPr>
+                <w:rFonts w:ascii="Aptos" w:hAnsi="Aptos"/>
                 <w:sz w:val="16"/>
                 <w:szCs w:val="16"/>
               </w:rPr>
@@ -4443,36 +4759,17 @@
             </w:r>
             <w:r>
               <w:rPr>
-                <w:sz w:val="16"/>
-                <w:szCs w:val="16"/>
-              </w:rPr>
-              <w:t>I</w:t>
-            </w:r>
-            <w:r>
-              <w:rPr>
-                <w:sz w:val="16"/>
-                <w:szCs w:val="16"/>
-              </w:rPr>
-              <w:t xml:space="preserve">ndumenti di protezione (EN </w:t>
-            </w:r>
-            <w:r>
-              <w:rPr>
-                <w:sz w:val="16"/>
-                <w:szCs w:val="16"/>
-              </w:rPr>
-              <w:t>344</w:t>
-            </w:r>
-            <w:r>
-              <w:rPr>
-                <w:sz w:val="16"/>
-                <w:szCs w:val="16"/>
-              </w:rPr>
-              <w:t>)</w:t>
-            </w:r>
-          </w:p>
-          <w:p>
-            <w:pPr>
-              <w:rPr>
+                <w:rFonts w:ascii="Aptos" w:hAnsi="Aptos"/>
+                <w:sz w:val="16"/>
+                <w:szCs w:val="16"/>
+              </w:rPr>
+              <w:t>Tuta EN 13034</w:t>
+            </w:r>
+          </w:p>
+          <w:p>
+            <w:pPr>
+              <w:rPr>
+                <w:rFonts w:ascii="Aptos" w:hAnsi="Aptos"/>
                 <w:sz w:val="16"/>
                 <w:szCs w:val="16"/>
               </w:rPr>
@@ -4500,7 +4797,7 @@
 </file>
 
 <file path=word/styles.xml><?xml version="1.0" encoding="utf-8"?>
-<w:styles xmlns:mc="http://schemas.openxmlformats.org/markup-compatibility/2006" xmlns:r="http://schemas.openxmlformats.org/officeDocument/2006/relationships" xmlns:w="http://schemas.openxmlformats.org/wordprocessingml/2006/main" xmlns:w14="http://schemas.microsoft.com/office/word/2010/wordml" xmlns:w15="http://schemas.microsoft.com/office/word/2012/wordml" xmlns:w16cex="http://schemas.microsoft.com/office/word/2018/wordml/cex" xmlns:w16cid="http://schemas.microsoft.com/office/word/2016/wordml/cid" xmlns:w16="http://schemas.microsoft.com/office/word/2018/wordml" xmlns:w16sdtdh="http://schemas.microsoft.com/office/word/2020/wordml/sdtdatahash" xmlns:w16se="http://schemas.microsoft.com/office/word/2015/wordml/symex" mc:Ignorable="w14 w15 w16se w16cid w16 w16cex w16sdtdh">
+<w:styles xmlns:mc="http://schemas.openxmlformats.org/markup-compatibility/2006" xmlns:r="http://schemas.openxmlformats.org/officeDocument/2006/relationships" xmlns:w="http://schemas.openxmlformats.org/wordprocessingml/2006/main" xmlns:w14="http://schemas.microsoft.com/office/word/2010/wordml" xmlns:w15="http://schemas.microsoft.com/office/word/2012/wordml" xmlns:w16cex="http://schemas.microsoft.com/office/word/2018/wordml/cex" xmlns:w16cid="http://schemas.microsoft.com/office/word/2016/wordml/cid" xmlns:w16="http://schemas.microsoft.com/office/word/2018/wordml" xmlns:w16du="http://schemas.microsoft.com/office/word/2023/wordml/word16du" xmlns:w16sdtdh="http://schemas.microsoft.com/office/word/2020/wordml/sdtdatahash" xmlns:w16sdtfl="http://schemas.microsoft.com/office/word/2024/wordml/sdtformatlock" xmlns:w16se="http://schemas.microsoft.com/office/word/2015/wordml/symex" mc:Ignorable="w14 w15 w16se w16cid w16 w16cex w16sdtdh w16sdtfl w16du">
   <w:docDefaults>
     <w:rPrDefault>
       <w:rPr>
@@ -5130,7 +5427,6 @@
   <w:style w:type="character" w:default="1" w:styleId="Carpredefinitoparagrafo">
     <w:name w:val="Default Paragraph Font"/>
     <w:uiPriority w:val="1"/>
-    <w:semiHidden/>
     <w:unhideWhenUsed/>
   </w:style>
   <w:style w:type="table" w:default="1" w:styleId="Tabellanormale">
